--- a/Documento.docx
+++ b/Documento.docx
@@ -4,7 +4,14 @@
   <w:body>
     <w:p>
       <w:pPr>
-        <w:rPr>
+        <w:tabs>
+          <w:tab w:val="left" w:pos="709"/>
+          <w:tab w:val="right" w:pos="8505"/>
+        </w:tabs>
+        <w:spacing w:after="0" w:line="480" w:lineRule="auto"/>
+        <w:jc w:val="center"/>
+        <w:rPr>
+          <w:rFonts w:ascii="Arial" w:hAnsi="Arial" w:cs="Arial"/>
           <w:b/>
           <w:bCs/>
           <w:lang w:val="es-419"/>
@@ -12,56 +19,329 @@
       </w:pPr>
       <w:r>
         <w:rPr>
+          <w:rFonts w:ascii="Arial" w:hAnsi="Arial" w:cs="Arial"/>
           <w:b/>
           <w:bCs/>
           <w:lang w:val="es-419"/>
         </w:rPr>
-        <w:t xml:space="preserve">1. Resumen </w:t>
-      </w:r>
-    </w:p>
-    <w:p>
-      <w:pPr>
-        <w:rPr>
-          <w:lang w:val="es-419"/>
-        </w:rPr>
-      </w:pPr>
-      <w:r>
-        <w:rPr>
-          <w:lang w:val="es-419"/>
-        </w:rPr>
-        <w:t xml:space="preserve">El presente proyecto detalla la planificación de una solución digital para la empresa </w:t>
-      </w:r>
-      <w:r>
-        <w:rPr>
-          <w:rFonts w:hint="eastAsia"/>
-          <w:lang w:val="es-419"/>
-        </w:rPr>
-        <w:t>Electronic</w:t>
-      </w:r>
-      <w:r>
-        <w:rPr>
-          <w:lang w:val="es-419"/>
-        </w:rPr>
-        <w:t xml:space="preserve"> </w:t>
-      </w:r>
-      <w:proofErr w:type="spellStart"/>
-      <w:r>
-        <w:rPr>
-          <w:lang w:val="es-419"/>
-        </w:rPr>
-        <w:t>Solutions</w:t>
-      </w:r>
-      <w:proofErr w:type="spellEnd"/>
-      <w:r>
-        <w:rPr>
-          <w:lang w:val="es-419"/>
-        </w:rPr>
-        <w:t>, centrada en optimizar la atención técnica y el control de suministros. Siguiendo la metodología RUP, el trabajo se enfoca en organizar las actividades de los técnicos y el personal de logística, asegurando que cada reparación esté vinculada a un control de piezas eficiente. El resultado es un modelo que garantiza orden y claridad en las operaciones diarias del negocio, permitiendo a los clientes realizar consultas directas sobre el estado de sus servicios.</w:t>
-      </w:r>
-    </w:p>
-    <w:p>
-      <w:pPr>
-        <w:rPr>
+        <w:t>ESCUELA DE EDUCACIÓN SUPERIOR CIBERTEC</w:t>
+      </w:r>
+    </w:p>
+    <w:p>
+      <w:pPr>
+        <w:tabs>
+          <w:tab w:val="left" w:pos="709"/>
+          <w:tab w:val="right" w:pos="8505"/>
+        </w:tabs>
+        <w:spacing w:after="0" w:line="480" w:lineRule="auto"/>
+        <w:jc w:val="center"/>
+        <w:rPr>
+          <w:rFonts w:ascii="Arial" w:hAnsi="Arial" w:cs="Arial"/>
+          <w:smallCaps/>
+          <w:lang w:val="es-419"/>
+        </w:rPr>
+      </w:pPr>
+      <w:r>
+        <w:rPr>
+          <w:rFonts w:ascii="Arial" w:hAnsi="Arial" w:cs="Arial"/>
+          <w:smallCaps/>
+          <w:lang w:val="es-419"/>
+        </w:rPr>
+        <w:t>Facultad de Tecnologías de la Información</w:t>
+      </w:r>
+    </w:p>
+    <w:p>
+      <w:pPr>
+        <w:tabs>
+          <w:tab w:val="left" w:pos="709"/>
+          <w:tab w:val="right" w:pos="8505"/>
+        </w:tabs>
+        <w:spacing w:after="0" w:line="480" w:lineRule="auto"/>
+        <w:jc w:val="center"/>
+        <w:rPr>
+          <w:rFonts w:ascii="Arial" w:hAnsi="Arial" w:cs="Arial"/>
+          <w:lang w:val="es-419"/>
+        </w:rPr>
+      </w:pPr>
+    </w:p>
+    <w:p>
+      <w:pPr>
+        <w:tabs>
+          <w:tab w:val="left" w:pos="709"/>
+          <w:tab w:val="right" w:pos="8505"/>
+        </w:tabs>
+        <w:spacing w:after="0" w:line="480" w:lineRule="auto"/>
+        <w:jc w:val="center"/>
+        <w:rPr>
+          <w:rFonts w:ascii="Arial" w:hAnsi="Arial" w:cs="Arial"/>
+          <w:lang w:val="es-419"/>
+        </w:rPr>
+      </w:pPr>
+      <w:r>
+        <w:rPr>
+          <w:rFonts w:ascii="Arial" w:hAnsi="Arial" w:cs="Arial"/>
+          <w:noProof/>
+          <w:lang w:val="es-419" w:eastAsia="es-419"/>
+        </w:rPr>
+        <w:drawing>
+          <wp:inline distT="0" distB="0" distL="0" distR="0" wp14:anchorId="7248980A" wp14:editId="65FDB523">
+            <wp:extent cx="2240280" cy="1400175"/>
+            <wp:effectExtent l="0" t="0" r="7620" b="9525"/>
+            <wp:docPr id="4" name="Imagen 4"/>
+            <wp:cNvGraphicFramePr>
+              <a:graphicFrameLocks xmlns:a="http://schemas.openxmlformats.org/drawingml/2006/main" noChangeAspect="1"/>
+            </wp:cNvGraphicFramePr>
+            <a:graphic xmlns:a="http://schemas.openxmlformats.org/drawingml/2006/main">
+              <a:graphicData uri="http://schemas.openxmlformats.org/drawingml/2006/picture">
+                <pic:pic xmlns:pic="http://schemas.openxmlformats.org/drawingml/2006/picture">
+                  <pic:nvPicPr>
+                    <pic:cNvPr id="0" name="Picture 4"/>
+                    <pic:cNvPicPr>
+                      <a:picLocks noChangeAspect="1" noChangeArrowheads="1"/>
+                    </pic:cNvPicPr>
+                  </pic:nvPicPr>
+                  <pic:blipFill>
+                    <a:blip r:embed="rId7">
+                      <a:extLst>
+                        <a:ext uri="{28A0092B-C50C-407E-A947-70E740481C1C}">
+                          <a14:useLocalDpi xmlns:a14="http://schemas.microsoft.com/office/drawing/2010/main" val="0"/>
+                        </a:ext>
+                      </a:extLst>
+                    </a:blip>
+                    <a:srcRect/>
+                    <a:stretch>
+                      <a:fillRect/>
+                    </a:stretch>
+                  </pic:blipFill>
+                  <pic:spPr bwMode="auto">
+                    <a:xfrm>
+                      <a:off x="0" y="0"/>
+                      <a:ext cx="2348863" cy="1468039"/>
+                    </a:xfrm>
+                    <a:prstGeom prst="rect">
+                      <a:avLst/>
+                    </a:prstGeom>
+                    <a:noFill/>
+                    <a:ln>
+                      <a:noFill/>
+                    </a:ln>
+                  </pic:spPr>
+                </pic:pic>
+              </a:graphicData>
+            </a:graphic>
+          </wp:inline>
+        </w:drawing>
+      </w:r>
+    </w:p>
+    <w:p>
+      <w:pPr>
+        <w:tabs>
+          <w:tab w:val="left" w:pos="709"/>
+          <w:tab w:val="right" w:pos="8505"/>
+        </w:tabs>
+        <w:spacing w:after="0" w:line="480" w:lineRule="auto"/>
+        <w:jc w:val="center"/>
+        <w:rPr>
+          <w:rFonts w:ascii="Arial" w:hAnsi="Arial" w:cs="Arial"/>
+          <w:lang w:val="es-419"/>
+        </w:rPr>
+      </w:pPr>
+    </w:p>
+    <w:p>
+      <w:pPr>
+        <w:tabs>
+          <w:tab w:val="left" w:pos="709"/>
+          <w:tab w:val="right" w:pos="8505"/>
+        </w:tabs>
+        <w:spacing w:after="0" w:line="480" w:lineRule="auto"/>
+        <w:jc w:val="center"/>
+        <w:rPr>
+          <w:rFonts w:ascii="Arial" w:hAnsi="Arial" w:cs="Arial"/>
+          <w:b/>
+          <w:color w:val="0000CC"/>
+          <w:lang w:val="es-419"/>
+        </w:rPr>
+      </w:pPr>
+      <w:r>
+        <w:rPr>
+          <w:rFonts w:ascii="Arial" w:hAnsi="Arial" w:cs="Arial"/>
+          <w:b/>
+          <w:color w:val="0000CC"/>
+          <w:lang w:val="es-419"/>
+        </w:rPr>
+        <w:t>Título del Proyecto</w:t>
+      </w:r>
+    </w:p>
+    <w:p>
+      <w:pPr>
+        <w:tabs>
+          <w:tab w:val="left" w:pos="709"/>
+          <w:tab w:val="right" w:pos="8505"/>
+        </w:tabs>
+        <w:spacing w:after="0" w:line="480" w:lineRule="auto"/>
+        <w:jc w:val="center"/>
+        <w:rPr>
+          <w:rFonts w:ascii="Arial" w:hAnsi="Arial" w:cs="Arial"/>
+          <w:b/>
+          <w:lang w:val="es-419"/>
+        </w:rPr>
+      </w:pPr>
+    </w:p>
+    <w:p>
+      <w:pPr>
+        <w:pStyle w:val="BodyText3"/>
+        <w:rPr>
+          <w:rFonts w:ascii="Arial" w:eastAsiaTheme="minorEastAsia" w:hAnsi="Arial" w:cs="Arial"/>
+          <w:sz w:val="24"/>
+          <w:lang w:val="es-419" w:eastAsia="ja-JP"/>
+        </w:rPr>
+      </w:pPr>
+      <w:r>
+        <w:rPr>
+          <w:rFonts w:ascii="Arial" w:eastAsiaTheme="minorEastAsia" w:hAnsi="Arial" w:cs="Arial"/>
+          <w:b/>
+          <w:sz w:val="24"/>
+          <w:lang w:val="es-419" w:eastAsia="ja-JP"/>
+        </w:rPr>
+        <w:t>ANALISIS DE SISTEMAS II</w:t>
+      </w:r>
+    </w:p>
+    <w:p>
+      <w:pPr>
+        <w:spacing w:line="480" w:lineRule="auto"/>
+        <w:jc w:val="center"/>
+        <w:rPr>
+          <w:rFonts w:ascii="Arial" w:hAnsi="Arial" w:cs="Arial"/>
+          <w:b/>
+          <w:lang w:val="es-419"/>
+        </w:rPr>
+      </w:pPr>
+    </w:p>
+    <w:p>
+      <w:pPr>
+        <w:spacing w:line="480" w:lineRule="auto"/>
+        <w:jc w:val="center"/>
+        <w:rPr>
+          <w:rFonts w:ascii="Arial" w:hAnsi="Arial" w:cs="Arial"/>
+          <w:b/>
+          <w:lang w:val="es-419"/>
+        </w:rPr>
+      </w:pPr>
+      <w:r>
+        <w:rPr>
+          <w:rFonts w:ascii="Arial" w:hAnsi="Arial" w:cs="Arial"/>
+          <w:b/>
+          <w:lang w:val="es-419"/>
+        </w:rPr>
+        <w:t>VILLALBOS CASTILLO MARCELO JESUS</w:t>
+      </w:r>
+    </w:p>
+    <w:p>
+      <w:pPr>
+        <w:spacing w:line="480" w:lineRule="auto"/>
+        <w:jc w:val="center"/>
+        <w:rPr>
+          <w:rFonts w:ascii="Arial" w:hAnsi="Arial" w:cs="Arial"/>
+          <w:b/>
+          <w:lang w:val="es-419"/>
+        </w:rPr>
+      </w:pPr>
+      <w:r>
+        <w:rPr>
+          <w:rFonts w:ascii="Arial" w:hAnsi="Arial" w:cs="Arial"/>
+          <w:b/>
+          <w:lang w:val="es-419"/>
+        </w:rPr>
+        <w:t>HUAYANEY INCHICAQUI JUAN CARLOS</w:t>
+      </w:r>
+    </w:p>
+    <w:p>
+      <w:pPr>
+        <w:spacing w:line="480" w:lineRule="auto"/>
+        <w:jc w:val="center"/>
+        <w:rPr>
+          <w:rFonts w:ascii="Arial" w:hAnsi="Arial" w:cs="Arial"/>
+          <w:b/>
+          <w:lang w:val="es-419"/>
+        </w:rPr>
+      </w:pPr>
+      <w:r>
+        <w:rPr>
+          <w:rFonts w:ascii="Arial" w:hAnsi="Arial" w:cs="Arial"/>
+          <w:b/>
+          <w:lang w:val="es-419"/>
+        </w:rPr>
+        <w:t>APELLIDOS Y NOMBRES DEL ALUMNO (EN MAYÚSCULAS)</w:t>
+      </w:r>
+    </w:p>
+    <w:p>
+      <w:pPr>
+        <w:tabs>
+          <w:tab w:val="left" w:pos="709"/>
+          <w:tab w:val="right" w:pos="8505"/>
+        </w:tabs>
+        <w:spacing w:after="0" w:line="480" w:lineRule="auto"/>
+        <w:jc w:val="center"/>
+        <w:rPr>
+          <w:rFonts w:ascii="Arial" w:hAnsi="Arial" w:cs="Arial"/>
+          <w:lang w:val="es-419"/>
+        </w:rPr>
+      </w:pPr>
+    </w:p>
+    <w:p>
+      <w:pPr>
+        <w:spacing w:line="480" w:lineRule="auto"/>
+        <w:rPr>
+          <w:rFonts w:ascii="Arial" w:hAnsi="Arial" w:cs="Arial"/>
+          <w:lang w:val="es-419"/>
+        </w:rPr>
+      </w:pPr>
+    </w:p>
+    <w:p>
+      <w:pPr>
+        <w:pStyle w:val="TOC4"/>
+        <w:spacing w:line="480" w:lineRule="auto"/>
+        <w:rPr>
+          <w:color w:val="0000CC"/>
+          <w:lang w:val="es-419"/>
+        </w:rPr>
+      </w:pPr>
+      <w:r>
+        <w:rPr>
+          <w:lang w:val="es-419"/>
+        </w:rPr>
+        <w:t xml:space="preserve">DOCENTE: </w:t>
+      </w:r>
+      <w:r>
+        <w:rPr>
+          <w:color w:val="0000CC"/>
+          <w:lang w:val="es-419"/>
+        </w:rPr>
+        <w:t>Nombres y Apellidos del docente</w:t>
+      </w:r>
+    </w:p>
+    <w:p>
+      <w:pPr>
+        <w:rPr>
+          <w:lang w:val="es-419"/>
+        </w:rPr>
+      </w:pPr>
+    </w:p>
+    <w:p>
+      <w:pPr>
+        <w:spacing w:line="480" w:lineRule="auto"/>
+        <w:rPr>
+          <w:rFonts w:ascii="Arial" w:hAnsi="Arial" w:cs="Arial"/>
+          <w:b/>
+          <w:lang w:val="es-419"/>
+        </w:rPr>
+      </w:pPr>
+    </w:p>
+    <w:p>
+      <w:pPr>
+        <w:jc w:val="center"/>
+        <w:rPr>
+          <w:rFonts w:ascii="Arial" w:hAnsi="Arial" w:cs="Arial"/>
           <w:b/>
           <w:bCs/>
           <w:lang w:val="es-419"/>
@@ -69,110 +349,152 @@
       </w:pPr>
       <w:r>
         <w:rPr>
+          <w:rFonts w:ascii="Arial" w:hAnsi="Arial" w:cs="Arial"/>
           <w:b/>
           <w:bCs/>
           <w:lang w:val="es-419"/>
         </w:rPr>
-        <w:t>2.</w:t>
-      </w:r>
-      <w:r>
-        <w:rPr>
-          <w:rFonts w:hint="eastAsia"/>
+        <w:t>Lima, enero de 2026</w:t>
+      </w:r>
+    </w:p>
+    <w:p>
+      <w:pPr>
+        <w:rPr>
           <w:b/>
           <w:bCs/>
           <w:lang w:val="es-419"/>
         </w:rPr>
-        <w:t xml:space="preserve"> </w:t>
-      </w:r>
-      <w:r>
+      </w:pPr>
+    </w:p>
+    <w:p>
+      <w:pPr>
         <w:rPr>
           <w:b/>
           <w:bCs/>
           <w:lang w:val="es-419"/>
         </w:rPr>
-        <w:t xml:space="preserve">Introducción </w:t>
-      </w:r>
-    </w:p>
-    <w:p>
-      <w:pPr>
-        <w:rPr>
-          <w:lang w:val="es-419"/>
-        </w:rPr>
-      </w:pPr>
-      <w:r>
-        <w:rPr>
-          <w:rFonts w:hint="eastAsia"/>
-          <w:lang w:val="es-419"/>
-        </w:rPr>
-        <w:t>Electronic</w:t>
-      </w:r>
-      <w:r>
-        <w:rPr>
-          <w:lang w:val="es-419"/>
-        </w:rPr>
-        <w:t xml:space="preserve"> </w:t>
-      </w:r>
-      <w:proofErr w:type="spellStart"/>
-      <w:r>
-        <w:rPr>
-          <w:lang w:val="es-419"/>
-        </w:rPr>
-        <w:t>Solutions</w:t>
-      </w:r>
-      <w:proofErr w:type="spellEnd"/>
-      <w:r>
-        <w:rPr>
-          <w:lang w:val="es-419"/>
-        </w:rPr>
-        <w:t xml:space="preserve"> busca superar las dificultades actuales en la coordinación de sus servicios, donde la falta de seguimiento de los equipos y la desorganización de repuestos afectan la eficiencia. Este proyecto introduce un sistema diseñado para que recepcionistas, técnicos y encargados de logística trabajen de forma sincronizada. Además, se implementa un servicio de consulta para el cliente, permitiéndole verificar el estado de su </w:t>
-      </w:r>
-      <w:proofErr w:type="gramStart"/>
-      <w:r>
-        <w:rPr>
-          <w:lang w:val="es-419"/>
-        </w:rPr>
-        <w:t>ticket</w:t>
-      </w:r>
-      <w:proofErr w:type="gramEnd"/>
-      <w:r>
-        <w:rPr>
-          <w:lang w:val="es-419"/>
-        </w:rPr>
-        <w:t xml:space="preserve"> en tiempo real, lo que establece una base sólida para alcanzar un servicio más rápido y transparente. </w:t>
-      </w:r>
-    </w:p>
-    <w:p>
-      <w:pPr>
+      </w:pPr>
+      <w:r>
         <w:rPr>
           <w:b/>
           <w:bCs/>
           <w:lang w:val="es-419"/>
         </w:rPr>
-      </w:pPr>
-      <w:r>
+        <w:t xml:space="preserve">1. Resumen </w:t>
+      </w:r>
+    </w:p>
+    <w:p>
+      <w:pPr>
+        <w:rPr>
+          <w:lang w:val="es-419"/>
+        </w:rPr>
+      </w:pPr>
+      <w:r>
+        <w:rPr>
+          <w:lang w:val="es-419"/>
+        </w:rPr>
+        <w:t xml:space="preserve">El presente proyecto detalla la planificación de una solución digital para la empresa </w:t>
+      </w:r>
+      <w:r>
+        <w:rPr>
+          <w:lang w:val="es-419"/>
+        </w:rPr>
+        <w:t>Electronic</w:t>
+      </w:r>
+      <w:r>
+        <w:rPr>
+          <w:lang w:val="es-419"/>
+        </w:rPr>
+        <w:t xml:space="preserve"> </w:t>
+      </w:r>
+      <w:proofErr w:type="spellStart"/>
+      <w:r>
+        <w:rPr>
+          <w:lang w:val="es-419"/>
+        </w:rPr>
+        <w:t>Solutions</w:t>
+      </w:r>
+      <w:proofErr w:type="spellEnd"/>
+      <w:r>
+        <w:rPr>
+          <w:lang w:val="es-419"/>
+        </w:rPr>
+        <w:t>, centrada en optimizar la atención técnica y el control de suministros. Siguiendo la metodología RUP, el trabajo se enfoca en organizar las actividades de los técnicos y el personal de logística, asegurando que cada reparación esté vinculada a un control de piezas eficiente. El resultado es un modelo que garantiza orden y claridad en las operaciones diarias del negocio, permitiendo a los clientes realizar consultas directas sobre el estado de sus servicios.</w:t>
+      </w:r>
+    </w:p>
+    <w:p>
+      <w:pPr>
         <w:rPr>
           <w:b/>
           <w:bCs/>
           <w:lang w:val="es-419"/>
         </w:rPr>
-        <w:t>3.</w:t>
-      </w:r>
-      <w:r>
-        <w:rPr>
-          <w:rFonts w:hint="eastAsia"/>
+      </w:pPr>
+      <w:r>
+        <w:rPr>
           <w:b/>
           <w:bCs/>
           <w:lang w:val="es-419"/>
         </w:rPr>
-        <w:t xml:space="preserve"> </w:t>
-      </w:r>
-      <w:r>
+        <w:t xml:space="preserve">2. Introducción </w:t>
+      </w:r>
+    </w:p>
+    <w:p>
+      <w:pPr>
+        <w:rPr>
+          <w:lang w:val="es-419"/>
+        </w:rPr>
+      </w:pPr>
+      <w:r>
+        <w:rPr>
+          <w:lang w:val="es-419"/>
+        </w:rPr>
+        <w:t xml:space="preserve">Electronic </w:t>
+      </w:r>
+      <w:proofErr w:type="spellStart"/>
+      <w:r>
+        <w:rPr>
+          <w:lang w:val="es-419"/>
+        </w:rPr>
+        <w:t>Solutions</w:t>
+      </w:r>
+      <w:proofErr w:type="spellEnd"/>
+      <w:r>
+        <w:rPr>
+          <w:lang w:val="es-419"/>
+        </w:rPr>
+        <w:t xml:space="preserve"> busca superar las dificultades actuales en la coordinación de sus servicios, donde la falta de seguimiento de los equipos y la desorganización de repuestos afectan la eficiencia. Este proyecto introduce un sistema diseñado para que recepcionistas, técnicos y encargados de logística trabajen de forma sincronizada. Además, se implementa un servicio de consulta para el cliente, permitiéndole verificar el estado de su </w:t>
+      </w:r>
+      <w:proofErr w:type="gramStart"/>
+      <w:r>
+        <w:rPr>
+          <w:lang w:val="es-419"/>
+        </w:rPr>
+        <w:t>ticket</w:t>
+      </w:r>
+      <w:proofErr w:type="gramEnd"/>
+      <w:r>
+        <w:rPr>
+          <w:lang w:val="es-419"/>
+        </w:rPr>
+        <w:t xml:space="preserve"> en tiempo real, lo que establece una base sólida para alcanzar un servicio más rápido y transparente. </w:t>
+      </w:r>
+    </w:p>
+    <w:p>
+      <w:pPr>
         <w:rPr>
           <w:b/>
           <w:bCs/>
           <w:lang w:val="es-419"/>
         </w:rPr>
-        <w:t xml:space="preserve">Diagnóstico </w:t>
+      </w:pPr>
+      <w:r>
+        <w:rPr>
+          <w:b/>
+          <w:bCs/>
+          <w:lang w:val="es-419"/>
+        </w:rPr>
+        <w:t xml:space="preserve">3. Diagnóstico </w:t>
       </w:r>
     </w:p>
     <w:p>
@@ -189,16 +511,9 @@
       </w:r>
       <w:r>
         <w:rPr>
-          <w:rFonts w:hint="eastAsia"/>
-          <w:lang w:val="es-419"/>
-        </w:rPr>
-        <w:t>Electronic</w:t>
-      </w:r>
-      <w:r>
-        <w:rPr>
-          <w:lang w:val="es-419"/>
-        </w:rPr>
-        <w:t xml:space="preserve"> </w:t>
+          <w:lang w:val="es-419"/>
+        </w:rPr>
+        <w:t xml:space="preserve">Electronic </w:t>
       </w:r>
       <w:proofErr w:type="spellStart"/>
       <w:r>
@@ -280,21 +595,112 @@
         <w:t xml:space="preserve"> de reparación sin necesidad de contacto físico o telefónico.</w:t>
       </w:r>
     </w:p>
-    <w:p>
-      <w:pPr>
-        <w:rPr>
-          <w:lang w:val="es-419"/>
-        </w:rPr>
-      </w:pPr>
-    </w:p>
     <w:sectPr>
+      <w:headerReference w:type="default" r:id="rId8"/>
       <w:pgSz w:w="12240" w:h="15840"/>
       <w:pgMar w:top="1440" w:right="1440" w:bottom="1440" w:left="1440" w:header="720" w:footer="720" w:gutter="0"/>
       <w:cols w:space="720"/>
+      <w:titlePg/>
       <w:docGrid w:linePitch="360"/>
     </w:sectPr>
   </w:body>
 </w:document>
+</file>
+
+<file path=word/endnotes.xml><?xml version="1.0" encoding="utf-8"?>
+<w:endnotes xmlns:wpc="http://schemas.microsoft.com/office/word/2010/wordprocessingCanvas" xmlns:cx="http://schemas.microsoft.com/office/drawing/2014/chartex" xmlns:cx1="http://schemas.microsoft.com/office/drawing/2015/9/8/chartex" xmlns:cx2="http://schemas.microsoft.com/office/drawing/2015/10/21/chartex" xmlns:cx3="http://schemas.microsoft.com/office/drawing/2016/5/9/chartex" xmlns:cx4="http://schemas.microsoft.com/office/drawing/2016/5/10/chartex" xmlns:cx5="http://schemas.microsoft.com/office/drawing/2016/5/11/chartex" xmlns:cx6="http://schemas.microsoft.com/office/drawing/2016/5/12/chartex" xmlns:cx7="http://schemas.microsoft.com/office/drawing/2016/5/13/chartex" xmlns:cx8="http://schemas.microsoft.com/office/drawing/2016/5/14/chartex" xmlns:mc="http://schemas.openxmlformats.org/markup-compatibility/2006" xmlns:aink="http://schemas.microsoft.com/office/drawing/2016/ink" xmlns:am3d="http://schemas.microsoft.com/office/drawing/2017/model3d" xmlns:o="urn:schemas-microsoft-com:office:office" xmlns:oel="http://schemas.microsoft.com/office/2019/extlst" xmlns:r="http://schemas.openxmlformats.org/officeDocument/2006/relationships" xmlns:m="http://schemas.openxmlformats.org/officeDocument/2006/math" xmlns:v="urn:schemas-microsoft-com:vml" xmlns:wp14="http://schemas.microsoft.com/office/word/2010/wordprocessingDrawing" xmlns:wp="http://schemas.openxmlformats.org/drawingml/2006/wordprocessingDrawing" xmlns:w10="urn:schemas-microsoft-com:office:word" xmlns:w="http://schemas.openxmlformats.org/wordprocessingml/2006/main" xmlns:w14="http://schemas.microsoft.com/office/word/2010/wordml" xmlns:w15="http://schemas.microsoft.com/office/word/2012/wordml" xmlns:w16cex="http://schemas.microsoft.com/office/word/2018/wordml/cex" xmlns:w16cid="http://schemas.microsoft.com/office/word/2016/wordml/cid" xmlns:w16="http://schemas.microsoft.com/office/word/2018/wordml" xmlns:w16du="http://schemas.microsoft.com/office/word/2023/wordml/word16du" xmlns:w16sdtdh="http://schemas.microsoft.com/office/word/2020/wordml/sdtdatahash" xmlns:w16sdtfl="http://schemas.microsoft.com/office/word/2024/wordml/sdtformatlock" xmlns:w16se="http://schemas.microsoft.com/office/word/2015/wordml/symex" xmlns:wpg="http://schemas.microsoft.com/office/word/2010/wordprocessingGroup" xmlns:wpi="http://schemas.microsoft.com/office/word/2010/wordprocessingInk" xmlns:wne="http://schemas.microsoft.com/office/word/2006/wordml" xmlns:wps="http://schemas.microsoft.com/office/word/2010/wordprocessingShape" mc:Ignorable="w14 w15 w16se w16cid w16 w16cex w16sdtdh w16sdtfl w16du wp14">
+  <w:endnote w:type="separator" w:id="-1">
+    <w:p>
+      <w:pPr>
+        <w:spacing w:after="0" w:line="240" w:lineRule="auto"/>
+      </w:pPr>
+      <w:r>
+        <w:separator/>
+      </w:r>
+    </w:p>
+  </w:endnote>
+  <w:endnote w:type="continuationSeparator" w:id="0">
+    <w:p>
+      <w:pPr>
+        <w:spacing w:after="0" w:line="240" w:lineRule="auto"/>
+      </w:pPr>
+      <w:r>
+        <w:continuationSeparator/>
+      </w:r>
+    </w:p>
+  </w:endnote>
+</w:endnotes>
+</file>
+
+<file path=word/footnotes.xml><?xml version="1.0" encoding="utf-8"?>
+<w:footnotes xmlns:wpc="http://schemas.microsoft.com/office/word/2010/wordprocessingCanvas" xmlns:cx="http://schemas.microsoft.com/office/drawing/2014/chartex" xmlns:cx1="http://schemas.microsoft.com/office/drawing/2015/9/8/chartex" xmlns:cx2="http://schemas.microsoft.com/office/drawing/2015/10/21/chartex" xmlns:cx3="http://schemas.microsoft.com/office/drawing/2016/5/9/chartex" xmlns:cx4="http://schemas.microsoft.com/office/drawing/2016/5/10/chartex" xmlns:cx5="http://schemas.microsoft.com/office/drawing/2016/5/11/chartex" xmlns:cx6="http://schemas.microsoft.com/office/drawing/2016/5/12/chartex" xmlns:cx7="http://schemas.microsoft.com/office/drawing/2016/5/13/chartex" xmlns:cx8="http://schemas.microsoft.com/office/drawing/2016/5/14/chartex" xmlns:mc="http://schemas.openxmlformats.org/markup-compatibility/2006" xmlns:aink="http://schemas.microsoft.com/office/drawing/2016/ink" xmlns:am3d="http://schemas.microsoft.com/office/drawing/2017/model3d" xmlns:o="urn:schemas-microsoft-com:office:office" xmlns:oel="http://schemas.microsoft.com/office/2019/extlst" xmlns:r="http://schemas.openxmlformats.org/officeDocument/2006/relationships" xmlns:m="http://schemas.openxmlformats.org/officeDocument/2006/math" xmlns:v="urn:schemas-microsoft-com:vml" xmlns:wp14="http://schemas.microsoft.com/office/word/2010/wordprocessingDrawing" xmlns:wp="http://schemas.openxmlformats.org/drawingml/2006/wordprocessingDrawing" xmlns:w10="urn:schemas-microsoft-com:office:word" xmlns:w="http://schemas.openxmlformats.org/wordprocessingml/2006/main" xmlns:w14="http://schemas.microsoft.com/office/word/2010/wordml" xmlns:w15="http://schemas.microsoft.com/office/word/2012/wordml" xmlns:w16cex="http://schemas.microsoft.com/office/word/2018/wordml/cex" xmlns:w16cid="http://schemas.microsoft.com/office/word/2016/wordml/cid" xmlns:w16="http://schemas.microsoft.com/office/word/2018/wordml" xmlns:w16du="http://schemas.microsoft.com/office/word/2023/wordml/word16du" xmlns:w16sdtdh="http://schemas.microsoft.com/office/word/2020/wordml/sdtdatahash" xmlns:w16sdtfl="http://schemas.microsoft.com/office/word/2024/wordml/sdtformatlock" xmlns:w16se="http://schemas.microsoft.com/office/word/2015/wordml/symex" xmlns:wpg="http://schemas.microsoft.com/office/word/2010/wordprocessingGroup" xmlns:wpi="http://schemas.microsoft.com/office/word/2010/wordprocessingInk" xmlns:wne="http://schemas.microsoft.com/office/word/2006/wordml" xmlns:wps="http://schemas.microsoft.com/office/word/2010/wordprocessingShape" mc:Ignorable="w14 w15 w16se w16cid w16 w16cex w16sdtdh w16sdtfl w16du wp14">
+  <w:footnote w:type="separator" w:id="-1">
+    <w:p>
+      <w:pPr>
+        <w:spacing w:after="0" w:line="240" w:lineRule="auto"/>
+      </w:pPr>
+      <w:r>
+        <w:separator/>
+      </w:r>
+    </w:p>
+  </w:footnote>
+  <w:footnote w:type="continuationSeparator" w:id="0">
+    <w:p>
+      <w:pPr>
+        <w:spacing w:after="0" w:line="240" w:lineRule="auto"/>
+      </w:pPr>
+      <w:r>
+        <w:continuationSeparator/>
+      </w:r>
+    </w:p>
+  </w:footnote>
+</w:footnotes>
+</file>
+
+<file path=word/header1.xml><?xml version="1.0" encoding="utf-8"?>
+<w:hdr xmlns:wpc="http://schemas.microsoft.com/office/word/2010/wordprocessingCanvas" xmlns:cx="http://schemas.microsoft.com/office/drawing/2014/chartex" xmlns:cx1="http://schemas.microsoft.com/office/drawing/2015/9/8/chartex" xmlns:cx2="http://schemas.microsoft.com/office/drawing/2015/10/21/chartex" xmlns:cx3="http://schemas.microsoft.com/office/drawing/2016/5/9/chartex" xmlns:cx4="http://schemas.microsoft.com/office/drawing/2016/5/10/chartex" xmlns:cx5="http://schemas.microsoft.com/office/drawing/2016/5/11/chartex" xmlns:cx6="http://schemas.microsoft.com/office/drawing/2016/5/12/chartex" xmlns:cx7="http://schemas.microsoft.com/office/drawing/2016/5/13/chartex" xmlns:cx8="http://schemas.microsoft.com/office/drawing/2016/5/14/chartex" xmlns:mc="http://schemas.openxmlformats.org/markup-compatibility/2006" xmlns:aink="http://schemas.microsoft.com/office/drawing/2016/ink" xmlns:am3d="http://schemas.microsoft.com/office/drawing/2017/model3d" xmlns:o="urn:schemas-microsoft-com:office:office" xmlns:oel="http://schemas.microsoft.com/office/2019/extlst" xmlns:r="http://schemas.openxmlformats.org/officeDocument/2006/relationships" xmlns:m="http://schemas.openxmlformats.org/officeDocument/2006/math" xmlns:v="urn:schemas-microsoft-com:vml" xmlns:wp14="http://schemas.microsoft.com/office/word/2010/wordprocessingDrawing" xmlns:wp="http://schemas.openxmlformats.org/drawingml/2006/wordprocessingDrawing" xmlns:w10="urn:schemas-microsoft-com:office:word" xmlns:w="http://schemas.openxmlformats.org/wordprocessingml/2006/main" xmlns:w14="http://schemas.microsoft.com/office/word/2010/wordml" xmlns:w15="http://schemas.microsoft.com/office/word/2012/wordml" xmlns:w16cex="http://schemas.microsoft.com/office/word/2018/wordml/cex" xmlns:w16cid="http://schemas.microsoft.com/office/word/2016/wordml/cid" xmlns:w16="http://schemas.microsoft.com/office/word/2018/wordml" xmlns:w16du="http://schemas.microsoft.com/office/word/2023/wordml/word16du" xmlns:w16sdtdh="http://schemas.microsoft.com/office/word/2020/wordml/sdtdatahash" xmlns:w16sdtfl="http://schemas.microsoft.com/office/word/2024/wordml/sdtformatlock" xmlns:w16se="http://schemas.microsoft.com/office/word/2015/wordml/symex" xmlns:wpg="http://schemas.microsoft.com/office/word/2010/wordprocessingGroup" xmlns:wpi="http://schemas.microsoft.com/office/word/2010/wordprocessingInk" xmlns:wne="http://schemas.microsoft.com/office/word/2006/wordml" xmlns:wps="http://schemas.microsoft.com/office/word/2010/wordprocessingShape" mc:Ignorable="w14 w15 w16se w16cid w16 w16cex w16sdtdh w16sdtfl w16du wp14">
+  <w:p>
+    <w:pPr>
+      <w:pStyle w:val="Header"/>
+      <w:jc w:val="both"/>
+      <w:rPr>
+        <w:rFonts w:hint="eastAsia"/>
+        <w:sz w:val="22"/>
+        <w:szCs w:val="22"/>
+      </w:rPr>
+    </w:pPr>
+    <w:r>
+      <w:rPr>
+        <w:rFonts w:hint="eastAsia"/>
+        <w:sz w:val="22"/>
+        <w:szCs w:val="22"/>
+      </w:rPr>
+      <w:t>Informe de Proyecto</w:t>
+    </w:r>
+    <w:r>
+      <w:rPr>
+        <w:sz w:val="22"/>
+        <w:szCs w:val="22"/>
+      </w:rPr>
+      <w:tab/>
+    </w:r>
+    <w:r>
+      <w:rPr>
+        <w:sz w:val="22"/>
+        <w:szCs w:val="22"/>
+      </w:rPr>
+      <w:tab/>
+    </w:r>
+    <w:r>
+      <w:rPr>
+        <w:rFonts w:hint="eastAsia"/>
+        <w:sz w:val="22"/>
+        <w:szCs w:val="22"/>
+      </w:rPr>
+      <w:t>ADS 2</w:t>
+    </w:r>
+  </w:p>
+</w:hdr>
 </file>
 
 <file path=word/numbering.xml><?xml version="1.0" encoding="utf-8"?>
@@ -1011,7 +1417,7 @@
     <w:lsdException w:name="Body Text First Indent 2" w:semiHidden="1" w:unhideWhenUsed="1"/>
     <w:lsdException w:name="Note Heading" w:semiHidden="1" w:unhideWhenUsed="1"/>
     <w:lsdException w:name="Body Text 2" w:semiHidden="1" w:unhideWhenUsed="1"/>
-    <w:lsdException w:name="Body Text 3" w:semiHidden="1" w:unhideWhenUsed="1"/>
+    <w:lsdException w:name="Body Text 3" w:semiHidden="1" w:uiPriority="0" w:unhideWhenUsed="1"/>
     <w:lsdException w:name="Body Text Indent 2" w:semiHidden="1" w:unhideWhenUsed="1"/>
     <w:lsdException w:name="Body Text Indent 3" w:semiHidden="1" w:unhideWhenUsed="1"/>
     <w:lsdException w:name="Block Text" w:semiHidden="1" w:unhideWhenUsed="1"/>
@@ -1825,6 +2231,104 @@
       <w:smallCaps/>
       <w:color w:val="0F4761" w:themeColor="accent1" w:themeShade="BF"/>
       <w:spacing w:val="5"/>
+    </w:rPr>
+  </w:style>
+  <w:style w:type="paragraph" w:styleId="Header">
+    <w:name w:val="header"/>
+    <w:basedOn w:val="Normal"/>
+    <w:link w:val="HeaderChar"/>
+    <w:uiPriority w:val="99"/>
+    <w:unhideWhenUsed/>
+    <w:rsid w:val="0035761C"/>
+    <w:pPr>
+      <w:tabs>
+        <w:tab w:val="center" w:pos="4680"/>
+        <w:tab w:val="right" w:pos="9360"/>
+      </w:tabs>
+      <w:spacing w:after="0" w:line="240" w:lineRule="auto"/>
+    </w:pPr>
+  </w:style>
+  <w:style w:type="character" w:customStyle="1" w:styleId="HeaderChar">
+    <w:name w:val="Header Char"/>
+    <w:basedOn w:val="DefaultParagraphFont"/>
+    <w:link w:val="Header"/>
+    <w:uiPriority w:val="99"/>
+    <w:rsid w:val="0035761C"/>
+  </w:style>
+  <w:style w:type="paragraph" w:styleId="Footer">
+    <w:name w:val="footer"/>
+    <w:basedOn w:val="Normal"/>
+    <w:link w:val="FooterChar"/>
+    <w:uiPriority w:val="99"/>
+    <w:unhideWhenUsed/>
+    <w:rsid w:val="0035761C"/>
+    <w:pPr>
+      <w:tabs>
+        <w:tab w:val="center" w:pos="4680"/>
+        <w:tab w:val="right" w:pos="9360"/>
+      </w:tabs>
+      <w:spacing w:after="0" w:line="240" w:lineRule="auto"/>
+    </w:pPr>
+  </w:style>
+  <w:style w:type="character" w:customStyle="1" w:styleId="FooterChar">
+    <w:name w:val="Footer Char"/>
+    <w:basedOn w:val="DefaultParagraphFont"/>
+    <w:link w:val="Footer"/>
+    <w:uiPriority w:val="99"/>
+    <w:rsid w:val="0035761C"/>
+  </w:style>
+  <w:style w:type="paragraph" w:styleId="TOC4">
+    <w:name w:val="toc 4"/>
+    <w:basedOn w:val="Normal"/>
+    <w:next w:val="Normal"/>
+    <w:autoRedefine/>
+    <w:uiPriority w:val="39"/>
+    <w:unhideWhenUsed/>
+    <w:rsid w:val="0035761C"/>
+    <w:pPr>
+      <w:tabs>
+        <w:tab w:val="left" w:pos="709"/>
+        <w:tab w:val="right" w:pos="8505"/>
+      </w:tabs>
+      <w:spacing w:after="0" w:line="360" w:lineRule="auto"/>
+      <w:jc w:val="center"/>
+    </w:pPr>
+    <w:rPr>
+      <w:rFonts w:ascii="Arial" w:hAnsi="Arial" w:cs="Arial"/>
+      <w:b/>
+      <w:kern w:val="0"/>
+      <w:lang w:val="es-ES"/>
+      <w14:ligatures w14:val="none"/>
+    </w:rPr>
+  </w:style>
+  <w:style w:type="paragraph" w:styleId="BodyText3">
+    <w:name w:val="Body Text 3"/>
+    <w:basedOn w:val="Normal"/>
+    <w:link w:val="BodyText3Char"/>
+    <w:rsid w:val="0035761C"/>
+    <w:pPr>
+      <w:spacing w:after="0" w:line="480" w:lineRule="auto"/>
+      <w:jc w:val="center"/>
+    </w:pPr>
+    <w:rPr>
+      <w:rFonts w:ascii="Bookman Old Style" w:eastAsia="Times New Roman" w:hAnsi="Bookman Old Style" w:cs="Arial Unicode MS"/>
+      <w:kern w:val="0"/>
+      <w:sz w:val="28"/>
+      <w:lang w:val="es-ES" w:eastAsia="es-ES"/>
+      <w14:ligatures w14:val="none"/>
+    </w:rPr>
+  </w:style>
+  <w:style w:type="character" w:customStyle="1" w:styleId="BodyText3Char">
+    <w:name w:val="Body Text 3 Char"/>
+    <w:basedOn w:val="DefaultParagraphFont"/>
+    <w:link w:val="BodyText3"/>
+    <w:rsid w:val="0035761C"/>
+    <w:rPr>
+      <w:rFonts w:ascii="Bookman Old Style" w:eastAsia="Times New Roman" w:hAnsi="Bookman Old Style" w:cs="Arial Unicode MS"/>
+      <w:kern w:val="0"/>
+      <w:sz w:val="28"/>
+      <w:lang w:val="es-ES" w:eastAsia="es-ES"/>
+      <w14:ligatures w14:val="none"/>
     </w:rPr>
   </w:style>
 </w:styles>

--- a/Documento.docx
+++ b/Documento.docx
@@ -269,9 +269,8 @@
         <w:rPr>
           <w:rFonts w:ascii="Arial" w:hAnsi="Arial" w:cs="Arial"/>
           <w:b/>
-          <w:lang w:val="es-419"/>
-        </w:rPr>
-        <w:t>APELLIDOS Y NOMBRES DEL ALUMNO (EN MAYÚSCULAS)</w:t>
+        </w:rPr>
+        <w:t>WALTER JUNIOR MUÑOZ RENGIFO</w:t>
       </w:r>
     </w:p>
     <w:p>
@@ -284,6 +283,21 @@
         <w:jc w:val="center"/>
         <w:rPr>
           <w:rFonts w:ascii="Arial" w:hAnsi="Arial" w:cs="Arial"/>
+          <w:b/>
+          <w:lang w:val="es-419"/>
+        </w:rPr>
+      </w:pPr>
+    </w:p>
+    <w:p>
+      <w:pPr>
+        <w:tabs>
+          <w:tab w:val="left" w:pos="709"/>
+          <w:tab w:val="right" w:pos="8505"/>
+        </w:tabs>
+        <w:spacing w:after="0" w:line="480" w:lineRule="auto"/>
+        <w:jc w:val="center"/>
+        <w:rPr>
+          <w:rFonts w:ascii="Arial" w:hAnsi="Arial" w:cs="Arial"/>
           <w:lang w:val="es-419"/>
         </w:rPr>
       </w:pPr>
@@ -302,27 +316,29 @@
         <w:pStyle w:val="TOC4"/>
         <w:spacing w:line="480" w:lineRule="auto"/>
         <w:rPr>
+          <w:lang w:val="es-419"/>
+        </w:rPr>
+      </w:pPr>
+      <w:r>
+        <w:rPr>
+          <w:lang w:val="es-419"/>
+        </w:rPr>
+        <w:t xml:space="preserve">DOCENTE: </w:t>
+      </w:r>
+      <w:r>
+        <w:rPr>
           <w:color w:val="0000CC"/>
           <w:lang w:val="es-419"/>
         </w:rPr>
-      </w:pPr>
-      <w:r>
-        <w:rPr>
-          <w:lang w:val="es-419"/>
-        </w:rPr>
-        <w:t xml:space="preserve">DOCENTE: </w:t>
-      </w:r>
-      <w:r>
-        <w:rPr>
-          <w:color w:val="0000CC"/>
-          <w:lang w:val="es-419"/>
-        </w:rPr>
-        <w:t>Nombres y Apellidos del docente</w:t>
-      </w:r>
-    </w:p>
-    <w:p>
-      <w:pPr>
-        <w:rPr>
+        <w:t>ANA MARIA VARGAS DE LA CRUZ</w:t>
+      </w:r>
+    </w:p>
+    <w:p>
+      <w:pPr>
+        <w:spacing w:line="480" w:lineRule="auto"/>
+        <w:rPr>
+          <w:rFonts w:ascii="Arial" w:hAnsi="Arial" w:cs="Arial"/>
+          <w:b/>
           <w:lang w:val="es-419"/>
         </w:rPr>
       </w:pPr>
@@ -354,6 +370,7 @@
           <w:bCs/>
           <w:lang w:val="es-419"/>
         </w:rPr>
+        <w:lastRenderedPageBreak/>
         <w:t>Lima, enero de 2026</w:t>
       </w:r>
     </w:p>
@@ -365,77 +382,75 @@
           <w:lang w:val="es-419"/>
         </w:rPr>
       </w:pPr>
-    </w:p>
-    <w:p>
-      <w:pPr>
+      <w:r>
         <w:rPr>
           <w:b/>
           <w:bCs/>
           <w:lang w:val="es-419"/>
         </w:rPr>
-      </w:pPr>
-      <w:r>
+        <w:t xml:space="preserve">1. Resumen </w:t>
+      </w:r>
+    </w:p>
+    <w:p>
+      <w:pPr>
+        <w:rPr>
+          <w:lang w:val="es-419"/>
+        </w:rPr>
+      </w:pPr>
+      <w:r>
+        <w:rPr>
+          <w:lang w:val="es-419"/>
+        </w:rPr>
+        <w:t xml:space="preserve">El presente proyecto detalla la planificación de una solución digital para la empresa </w:t>
+      </w:r>
+      <w:r>
+        <w:rPr>
+          <w:lang w:val="es-419"/>
+        </w:rPr>
+        <w:t>Electronic</w:t>
+      </w:r>
+      <w:r>
+        <w:rPr>
+          <w:lang w:val="es-419"/>
+        </w:rPr>
+        <w:t xml:space="preserve"> </w:t>
+      </w:r>
+      <w:proofErr w:type="spellStart"/>
+      <w:r>
+        <w:rPr>
+          <w:lang w:val="es-419"/>
+        </w:rPr>
+        <w:t>Solutions</w:t>
+      </w:r>
+      <w:proofErr w:type="spellEnd"/>
+      <w:r>
+        <w:rPr>
+          <w:lang w:val="es-419"/>
+        </w:rPr>
+        <w:t>, centrada en optimizar la atención técnica y el control de suministros. Siguiendo la metodología RUP, el trabajo se enfoca en organizar las actividades de los técnicos y el personal de logística, asegurando que cada reparación esté vinculada a un control de piezas eficiente. El resultado es un modelo que garantiza orden y claridad en las operaciones diarias del negocio, permitiendo a los clientes realizar consultas directas sobre el estado de sus servicios.</w:t>
+      </w:r>
+    </w:p>
+    <w:p>
+      <w:pPr>
+        <w:rPr>
+          <w:lang w:val="es-419"/>
+        </w:rPr>
+      </w:pPr>
+    </w:p>
+    <w:p>
+      <w:pPr>
         <w:rPr>
           <w:b/>
           <w:bCs/>
           <w:lang w:val="es-419"/>
         </w:rPr>
-        <w:t xml:space="preserve">1. Resumen </w:t>
-      </w:r>
-    </w:p>
-    <w:p>
-      <w:pPr>
-        <w:rPr>
-          <w:lang w:val="es-419"/>
-        </w:rPr>
-      </w:pPr>
-      <w:r>
-        <w:rPr>
-          <w:lang w:val="es-419"/>
-        </w:rPr>
-        <w:t xml:space="preserve">El presente proyecto detalla la planificación de una solución digital para la empresa </w:t>
-      </w:r>
-      <w:r>
-        <w:rPr>
-          <w:lang w:val="es-419"/>
-        </w:rPr>
-        <w:t>Electronic</w:t>
-      </w:r>
-      <w:r>
-        <w:rPr>
-          <w:lang w:val="es-419"/>
-        </w:rPr>
-        <w:t xml:space="preserve"> </w:t>
-      </w:r>
-      <w:proofErr w:type="spellStart"/>
-      <w:r>
-        <w:rPr>
-          <w:lang w:val="es-419"/>
-        </w:rPr>
-        <w:t>Solutions</w:t>
-      </w:r>
-      <w:proofErr w:type="spellEnd"/>
-      <w:r>
-        <w:rPr>
-          <w:lang w:val="es-419"/>
-        </w:rPr>
-        <w:t>, centrada en optimizar la atención técnica y el control de suministros. Siguiendo la metodología RUP, el trabajo se enfoca en organizar las actividades de los técnicos y el personal de logística, asegurando que cada reparación esté vinculada a un control de piezas eficiente. El resultado es un modelo que garantiza orden y claridad en las operaciones diarias del negocio, permitiendo a los clientes realizar consultas directas sobre el estado de sus servicios.</w:t>
-      </w:r>
-    </w:p>
-    <w:p>
-      <w:pPr>
+      </w:pPr>
+      <w:r>
         <w:rPr>
           <w:b/>
           <w:bCs/>
           <w:lang w:val="es-419"/>
         </w:rPr>
-      </w:pPr>
-      <w:r>
-        <w:rPr>
-          <w:b/>
-          <w:bCs/>
-          <w:lang w:val="es-419"/>
-        </w:rPr>
         <w:t xml:space="preserve">2. Introducción </w:t>
       </w:r>
     </w:p>
@@ -479,6 +494,13 @@
         </w:rPr>
         <w:t xml:space="preserve"> en tiempo real, lo que establece una base sólida para alcanzar un servicio más rápido y transparente. </w:t>
       </w:r>
+    </w:p>
+    <w:p>
+      <w:pPr>
+        <w:rPr>
+          <w:lang w:val="es-419"/>
+        </w:rPr>
+      </w:pPr>
     </w:p>
     <w:p>
       <w:pPr>
@@ -664,7 +686,6 @@
       <w:pStyle w:val="Header"/>
       <w:jc w:val="both"/>
       <w:rPr>
-        <w:rFonts w:hint="eastAsia"/>
         <w:sz w:val="22"/>
         <w:szCs w:val="22"/>
       </w:rPr>
@@ -1919,7 +1940,6 @@
   <w:style w:type="character" w:default="1" w:styleId="DefaultParagraphFont">
     <w:name w:val="Default Paragraph Font"/>
     <w:uiPriority w:val="1"/>
-    <w:semiHidden/>
     <w:unhideWhenUsed/>
   </w:style>
   <w:style w:type="table" w:default="1" w:styleId="TableNormal">

--- a/Documento.docx
+++ b/Documento.docx
@@ -269,6 +269,7 @@
         <w:rPr>
           <w:rFonts w:ascii="Arial" w:hAnsi="Arial" w:cs="Arial"/>
           <w:b/>
+          <w:lang w:val="es-419"/>
         </w:rPr>
         <w:t>WALTER JUNIOR MUÑOZ RENGIFO</w:t>
       </w:r>
@@ -290,20 +291,6 @@
     </w:p>
     <w:p>
       <w:pPr>
-        <w:tabs>
-          <w:tab w:val="left" w:pos="709"/>
-          <w:tab w:val="right" w:pos="8505"/>
-        </w:tabs>
-        <w:spacing w:after="0" w:line="480" w:lineRule="auto"/>
-        <w:jc w:val="center"/>
-        <w:rPr>
-          <w:rFonts w:ascii="Arial" w:hAnsi="Arial" w:cs="Arial"/>
-          <w:lang w:val="es-419"/>
-        </w:rPr>
-      </w:pPr>
-    </w:p>
-    <w:p>
-      <w:pPr>
         <w:spacing w:line="480" w:lineRule="auto"/>
         <w:rPr>
           <w:rFonts w:ascii="Arial" w:hAnsi="Arial" w:cs="Arial"/>
@@ -345,16 +332,6 @@
     </w:p>
     <w:p>
       <w:pPr>
-        <w:spacing w:line="480" w:lineRule="auto"/>
-        <w:rPr>
-          <w:rFonts w:ascii="Arial" w:hAnsi="Arial" w:cs="Arial"/>
-          <w:b/>
-          <w:lang w:val="es-419"/>
-        </w:rPr>
-      </w:pPr>
-    </w:p>
-    <w:p>
-      <w:pPr>
         <w:jc w:val="center"/>
         <w:rPr>
           <w:rFonts w:ascii="Arial" w:hAnsi="Arial" w:cs="Arial"/>
@@ -363,54 +340,137 @@
           <w:lang w:val="es-419"/>
         </w:rPr>
       </w:pPr>
-      <w:r>
-        <w:rPr>
-          <w:rFonts w:ascii="Arial" w:hAnsi="Arial" w:cs="Arial"/>
-          <w:b/>
-          <w:bCs/>
+    </w:p>
+    <w:p>
+      <w:pPr>
+        <w:jc w:val="center"/>
+        <w:rPr>
+          <w:rFonts w:ascii="Arial" w:hAnsi="Arial" w:cs="Arial"/>
+          <w:b/>
+          <w:bCs/>
+          <w:lang w:val="es-419"/>
+        </w:rPr>
+      </w:pPr>
+      <w:r>
+        <w:rPr>
+          <w:rFonts w:ascii="Arial" w:hAnsi="Arial" w:cs="Arial"/>
+          <w:b/>
+          <w:bCs/>
+          <w:lang w:val="es-419"/>
+        </w:rPr>
+        <w:t>Lima, enero de 2026</w:t>
+      </w:r>
+    </w:p>
+    <w:p>
+      <w:pPr>
+        <w:jc w:val="both"/>
+        <w:rPr>
+          <w:rFonts w:ascii="Arial" w:hAnsi="Arial" w:cs="Arial"/>
+          <w:b/>
+          <w:bCs/>
+          <w:sz w:val="22"/>
+          <w:szCs w:val="22"/>
+          <w:lang w:val="es-419"/>
+        </w:rPr>
+      </w:pPr>
+    </w:p>
+    <w:p>
+      <w:pPr>
+        <w:jc w:val="both"/>
+        <w:rPr>
+          <w:rFonts w:ascii="Arial" w:hAnsi="Arial" w:cs="Arial"/>
+          <w:b/>
+          <w:bCs/>
+          <w:sz w:val="22"/>
+          <w:szCs w:val="22"/>
+          <w:lang w:val="es-419"/>
+        </w:rPr>
+      </w:pPr>
+      <w:r>
+        <w:rPr>
+          <w:rFonts w:ascii="Arial" w:hAnsi="Arial" w:cs="Arial"/>
+          <w:b/>
+          <w:bCs/>
+          <w:sz w:val="22"/>
+          <w:szCs w:val="22"/>
           <w:lang w:val="es-419"/>
         </w:rPr>
         <w:lastRenderedPageBreak/>
-        <w:t>Lima, enero de 2026</w:t>
-      </w:r>
-    </w:p>
-    <w:p>
-      <w:pPr>
-        <w:rPr>
-          <w:b/>
-          <w:bCs/>
-          <w:lang w:val="es-419"/>
-        </w:rPr>
-      </w:pPr>
-      <w:r>
-        <w:rPr>
-          <w:b/>
-          <w:bCs/>
-          <w:lang w:val="es-419"/>
-        </w:rPr>
         <w:t xml:space="preserve">1. Resumen </w:t>
       </w:r>
     </w:p>
     <w:p>
       <w:pPr>
-        <w:rPr>
-          <w:lang w:val="es-419"/>
-        </w:rPr>
-      </w:pPr>
-      <w:r>
-        <w:rPr>
-          <w:lang w:val="es-419"/>
-        </w:rPr>
-        <w:t xml:space="preserve">El presente proyecto detalla la planificación de una solución digital para la empresa </w:t>
-      </w:r>
-      <w:r>
-        <w:rPr>
-          <w:lang w:val="es-419"/>
-        </w:rPr>
-        <w:t>Electronic</w:t>
-      </w:r>
-      <w:r>
-        <w:rPr>
+        <w:jc w:val="both"/>
+        <w:rPr>
+          <w:rFonts w:ascii="Arial" w:hAnsi="Arial" w:cs="Arial"/>
+          <w:sz w:val="22"/>
+          <w:szCs w:val="22"/>
+          <w:lang w:val="es-419"/>
+        </w:rPr>
+      </w:pPr>
+      <w:r>
+        <w:rPr>
+          <w:rFonts w:ascii="Arial" w:hAnsi="Arial" w:cs="Arial"/>
+          <w:sz w:val="22"/>
+          <w:szCs w:val="22"/>
+          <w:lang w:val="es-419"/>
+        </w:rPr>
+        <w:t xml:space="preserve">El presente proyecto consiste en la sistematización de los procesos de atención y control de la empresa </w:t>
+      </w:r>
+      <w:r>
+        <w:rPr>
+          <w:rFonts w:ascii="Arial" w:hAnsi="Arial" w:cs="Arial"/>
+          <w:b/>
+          <w:bCs/>
+          <w:sz w:val="22"/>
+          <w:szCs w:val="22"/>
+          <w:lang w:val="es-419"/>
+        </w:rPr>
+        <w:t xml:space="preserve">Electronic </w:t>
+      </w:r>
+      <w:proofErr w:type="spellStart"/>
+      <w:r>
+        <w:rPr>
+          <w:rFonts w:ascii="Arial" w:hAnsi="Arial" w:cs="Arial"/>
+          <w:b/>
+          <w:bCs/>
+          <w:sz w:val="22"/>
+          <w:szCs w:val="22"/>
+          <w:lang w:val="es-419"/>
+        </w:rPr>
+        <w:t>Solutions</w:t>
+      </w:r>
+      <w:proofErr w:type="spellEnd"/>
+      <w:r>
+        <w:rPr>
+          <w:rFonts w:ascii="Arial" w:hAnsi="Arial" w:cs="Arial"/>
+          <w:sz w:val="22"/>
+          <w:szCs w:val="22"/>
+          <w:lang w:val="es-419"/>
+        </w:rPr>
+        <w:t xml:space="preserve"> mediante el uso de la metodología del Proceso Unificado Ágil (AUP). El trabajo contempla el desarrollo de la aplicación de escritorio </w:t>
+      </w:r>
+      <w:proofErr w:type="spellStart"/>
+      <w:r>
+        <w:rPr>
+          <w:rFonts w:ascii="Arial" w:hAnsi="Arial" w:cs="Arial"/>
+          <w:b/>
+          <w:bCs/>
+          <w:sz w:val="22"/>
+          <w:szCs w:val="22"/>
+          <w:lang w:val="es-419"/>
+        </w:rPr>
+        <w:t>ElecSolu</w:t>
+      </w:r>
+      <w:proofErr w:type="spellEnd"/>
+      <w:r>
+        <w:rPr>
+          <w:rFonts w:ascii="Arial" w:hAnsi="Arial" w:cs="Arial"/>
+          <w:b/>
+          <w:bCs/>
+          <w:sz w:val="22"/>
+          <w:szCs w:val="22"/>
           <w:lang w:val="es-419"/>
         </w:rPr>
         <w:t xml:space="preserve"> </w:t>
@@ -418,37 +478,67 @@
       <w:proofErr w:type="spellStart"/>
       <w:r>
         <w:rPr>
-          <w:lang w:val="es-419"/>
-        </w:rPr>
-        <w:t>Solutions</w:t>
+          <w:rFonts w:ascii="Arial" w:hAnsi="Arial" w:cs="Arial"/>
+          <w:b/>
+          <w:bCs/>
+          <w:sz w:val="22"/>
+          <w:szCs w:val="22"/>
+          <w:lang w:val="es-419"/>
+        </w:rPr>
+        <w:t>Desk</w:t>
       </w:r>
       <w:proofErr w:type="spellEnd"/>
       <w:r>
         <w:rPr>
-          <w:lang w:val="es-419"/>
-        </w:rPr>
-        <w:t>, centrada en optimizar la atención técnica y el control de suministros. Siguiendo la metodología RUP, el trabajo se enfoca en organizar las actividades de los técnicos y el personal de logística, asegurando que cada reparación esté vinculada a un control de piezas eficiente. El resultado es un modelo que garantiza orden y claridad en las operaciones diarias del negocio, permitiendo a los clientes realizar consultas directas sobre el estado de sus servicios.</w:t>
-      </w:r>
-    </w:p>
-    <w:p>
-      <w:pPr>
-        <w:rPr>
-          <w:lang w:val="es-419"/>
-        </w:rPr>
-      </w:pPr>
-    </w:p>
-    <w:p>
-      <w:pPr>
-        <w:rPr>
-          <w:b/>
-          <w:bCs/>
-          <w:lang w:val="es-419"/>
-        </w:rPr>
-      </w:pPr>
-      <w:r>
-        <w:rPr>
-          <w:b/>
-          <w:bCs/>
+          <w:rFonts w:ascii="Arial" w:hAnsi="Arial" w:cs="Arial"/>
+          <w:b/>
+          <w:bCs/>
+          <w:sz w:val="22"/>
+          <w:szCs w:val="22"/>
+          <w:lang w:val="es-419"/>
+        </w:rPr>
+        <w:t xml:space="preserve"> App</w:t>
+      </w:r>
+      <w:r>
+        <w:rPr>
+          <w:rFonts w:ascii="Arial" w:hAnsi="Arial" w:cs="Arial"/>
+          <w:sz w:val="22"/>
+          <w:szCs w:val="22"/>
+          <w:lang w:val="es-419"/>
+        </w:rPr>
+        <w:t xml:space="preserve"> para reemplazar las tareas manuales del negocio por un sistema digital. Con esto se busca automatizar la asignación de órdenes de trabajo, diferenciar los tipos de atención y asegurar el registro de la información importante de la empresa.</w:t>
+      </w:r>
+    </w:p>
+    <w:p>
+      <w:pPr>
+        <w:jc w:val="both"/>
+        <w:rPr>
+          <w:rFonts w:ascii="Arial" w:hAnsi="Arial" w:cs="Arial"/>
+          <w:sz w:val="22"/>
+          <w:szCs w:val="22"/>
+          <w:lang w:val="es-419"/>
+        </w:rPr>
+      </w:pPr>
+    </w:p>
+    <w:p>
+      <w:pPr>
+        <w:jc w:val="both"/>
+        <w:rPr>
+          <w:rFonts w:ascii="Arial" w:hAnsi="Arial" w:cs="Arial"/>
+          <w:b/>
+          <w:bCs/>
+          <w:sz w:val="22"/>
+          <w:szCs w:val="22"/>
+          <w:lang w:val="es-419"/>
+        </w:rPr>
+      </w:pPr>
+      <w:r>
+        <w:rPr>
+          <w:rFonts w:ascii="Arial" w:hAnsi="Arial" w:cs="Arial"/>
+          <w:b/>
+          <w:bCs/>
+          <w:sz w:val="22"/>
+          <w:szCs w:val="22"/>
           <w:lang w:val="es-419"/>
         </w:rPr>
         <w:t xml:space="preserve">2. Introducción </w:t>
@@ -456,64 +546,110 @@
     </w:p>
     <w:p>
       <w:pPr>
-        <w:rPr>
-          <w:lang w:val="es-419"/>
-        </w:rPr>
-      </w:pPr>
-      <w:r>
-        <w:rPr>
-          <w:lang w:val="es-419"/>
-        </w:rPr>
-        <w:t xml:space="preserve">Electronic </w:t>
-      </w:r>
-      <w:proofErr w:type="spellStart"/>
-      <w:r>
-        <w:rPr>
-          <w:lang w:val="es-419"/>
-        </w:rPr>
-        <w:t>Solutions</w:t>
-      </w:r>
-      <w:proofErr w:type="spellEnd"/>
-      <w:r>
-        <w:rPr>
-          <w:lang w:val="es-419"/>
-        </w:rPr>
-        <w:t xml:space="preserve"> busca superar las dificultades actuales en la coordinación de sus servicios, donde la falta de seguimiento de los equipos y la desorganización de repuestos afectan la eficiencia. Este proyecto introduce un sistema diseñado para que recepcionistas, técnicos y encargados de logística trabajen de forma sincronizada. Además, se implementa un servicio de consulta para el cliente, permitiéndole verificar el estado de su </w:t>
-      </w:r>
-      <w:proofErr w:type="gramStart"/>
-      <w:r>
-        <w:rPr>
-          <w:lang w:val="es-419"/>
-        </w:rPr>
-        <w:t>ticket</w:t>
-      </w:r>
-      <w:proofErr w:type="gramEnd"/>
-      <w:r>
-        <w:rPr>
-          <w:lang w:val="es-419"/>
-        </w:rPr>
-        <w:t xml:space="preserve"> en tiempo real, lo que establece una base sólida para alcanzar un servicio más rápido y transparente. </w:t>
-      </w:r>
-    </w:p>
-    <w:p>
-      <w:pPr>
-        <w:rPr>
-          <w:lang w:val="es-419"/>
-        </w:rPr>
-      </w:pPr>
-    </w:p>
-    <w:p>
-      <w:pPr>
-        <w:rPr>
-          <w:b/>
-          <w:bCs/>
-          <w:lang w:val="es-419"/>
-        </w:rPr>
-      </w:pPr>
-      <w:r>
-        <w:rPr>
-          <w:b/>
-          <w:bCs/>
+        <w:jc w:val="both"/>
+        <w:rPr>
+          <w:rFonts w:ascii="Arial" w:hAnsi="Arial" w:cs="Arial"/>
+          <w:sz w:val="22"/>
+          <w:szCs w:val="22"/>
+          <w:lang w:val="es-419"/>
+        </w:rPr>
+      </w:pPr>
+      <w:r>
+        <w:rPr>
+          <w:rFonts w:ascii="Arial" w:hAnsi="Arial" w:cs="Arial"/>
+          <w:sz w:val="22"/>
+          <w:szCs w:val="22"/>
+          <w:lang w:val="es-419"/>
+        </w:rPr>
+        <w:t xml:space="preserve">El proceso de prestación de servicios de reparación y mantenimiento integral de equipos electrónicos inicia cuando el cliente se presenta en el local con su dispositivo, describe la falla y el recepcionista anota los datos del cliente y los detalles del equipo directamente en una orden de servicio en un cuaderno físico, eligiendo si se trata de una reparación o de un mantenimiento preventivo. Luego, el recepcionista asigna la orden de servicio a un técnico según la categoría del aparato ingresado. El técnico revisa las asignaciones en el cuaderno y selecciona la orden que va a atender en su mesa de trabajo para realizar la reparación correspondiente o el mantenimiento solicitado. Una vez terminado el trabajo, el técnico escribe en una boleta manual el problema que hubo, los repuestos utilizados, el costo total del servicio y la </w:t>
+      </w:r>
+      <w:r>
+        <w:rPr>
+          <w:rFonts w:ascii="Arial" w:hAnsi="Arial" w:cs="Arial"/>
+          <w:sz w:val="22"/>
+          <w:szCs w:val="22"/>
+          <w:lang w:val="es-419"/>
+        </w:rPr>
+        <w:t>garantía de los servicios prestados</w:t>
+      </w:r>
+      <w:r>
+        <w:rPr>
+          <w:rFonts w:ascii="Arial" w:hAnsi="Arial" w:cs="Arial"/>
+          <w:sz w:val="22"/>
+          <w:szCs w:val="22"/>
+          <w:lang w:val="es-419"/>
+        </w:rPr>
+        <w:t>.</w:t>
+      </w:r>
+      <w:r>
+        <w:rPr>
+          <w:rFonts w:ascii="Arial" w:hAnsi="Arial" w:cs="Arial" w:hint="eastAsia"/>
+          <w:sz w:val="22"/>
+          <w:szCs w:val="22"/>
+          <w:lang w:val="es-419"/>
+        </w:rPr>
+        <w:t xml:space="preserve"> Posteriormente, el administrador genera un reporte de ingresos recibido al mes y al año. </w:t>
+      </w:r>
+      <w:r>
+        <w:rPr>
+          <w:rFonts w:ascii="Arial" w:hAnsi="Arial" w:cs="Arial"/>
+          <w:sz w:val="22"/>
+          <w:szCs w:val="22"/>
+          <w:lang w:val="es-419"/>
+        </w:rPr>
+        <w:t>Actualmente, la empresa quiere guardar los datos del cliente y sus órdenes de servicio de forma digital para tener un mejor control e historial de las atenciones prestadas.</w:t>
+      </w:r>
+    </w:p>
+    <w:p>
+      <w:pPr>
+        <w:jc w:val="both"/>
+        <w:rPr>
+          <w:rFonts w:ascii="Arial" w:hAnsi="Arial" w:cs="Arial"/>
+          <w:sz w:val="22"/>
+          <w:szCs w:val="22"/>
+          <w:lang w:val="es-419"/>
+        </w:rPr>
+      </w:pPr>
+      <w:r>
+        <w:rPr>
+          <w:rFonts w:ascii="Arial" w:hAnsi="Arial" w:cs="Arial"/>
+          <w:sz w:val="22"/>
+          <w:szCs w:val="22"/>
+          <w:lang w:val="es-419"/>
+        </w:rPr>
+        <w:t>Por otra parte, el proceso de gestión logística y de repuestos electrónicos inicia cuando el encargado de logística debe registrar los nuevos repuestos según su categoría en un archivo Excel local, verificando si son nuevos repuestos o ya están en el archivo solo para cambiar el stock.</w:t>
+      </w:r>
+    </w:p>
+    <w:p>
+      <w:pPr>
+        <w:jc w:val="both"/>
+        <w:rPr>
+          <w:rFonts w:ascii="Arial" w:hAnsi="Arial" w:cs="Arial"/>
+          <w:sz w:val="22"/>
+          <w:szCs w:val="22"/>
+          <w:lang w:val="es-419"/>
+        </w:rPr>
+      </w:pPr>
+    </w:p>
+    <w:p>
+      <w:pPr>
+        <w:jc w:val="both"/>
+        <w:rPr>
+          <w:rFonts w:ascii="Arial" w:hAnsi="Arial" w:cs="Arial"/>
+          <w:b/>
+          <w:bCs/>
+          <w:sz w:val="22"/>
+          <w:szCs w:val="22"/>
+          <w:lang w:val="es-419"/>
+        </w:rPr>
+      </w:pPr>
+      <w:r>
+        <w:rPr>
+          <w:rFonts w:ascii="Arial" w:hAnsi="Arial" w:cs="Arial"/>
+          <w:b/>
+          <w:bCs/>
+          <w:sz w:val="22"/>
+          <w:szCs w:val="22"/>
           <w:lang w:val="es-419"/>
         </w:rPr>
         <w:t xml:space="preserve">3. Diagnóstico </w:t>
@@ -521,101 +657,1379 @@
     </w:p>
     <w:p>
       <w:pPr>
-        <w:rPr>
-          <w:lang w:val="es-419"/>
-        </w:rPr>
-      </w:pPr>
-      <w:r>
-        <w:rPr>
-          <w:lang w:val="es-419"/>
-        </w:rPr>
-        <w:t xml:space="preserve">Para identificar las oportunidades de mejora en </w:t>
-      </w:r>
-      <w:r>
-        <w:rPr>
-          <w:lang w:val="es-419"/>
-        </w:rPr>
-        <w:t xml:space="preserve">Electronic </w:t>
-      </w:r>
-      <w:proofErr w:type="spellStart"/>
-      <w:r>
-        <w:rPr>
-          <w:lang w:val="es-419"/>
-        </w:rPr>
-        <w:t>Solutions</w:t>
-      </w:r>
-      <w:proofErr w:type="spellEnd"/>
-      <w:r>
-        <w:rPr>
-          <w:lang w:val="es-419"/>
-        </w:rPr>
-        <w:t xml:space="preserve">, se han evaluado los siguientes factores del entorno operativo: </w:t>
+        <w:jc w:val="both"/>
+        <w:rPr>
+          <w:rFonts w:ascii="Arial" w:hAnsi="Arial" w:cs="Arial"/>
+          <w:sz w:val="22"/>
+          <w:szCs w:val="22"/>
+          <w:lang w:val="es-419"/>
+        </w:rPr>
+      </w:pPr>
+      <w:r>
+        <w:rPr>
+          <w:rFonts w:ascii="Arial" w:hAnsi="Arial" w:cs="Arial"/>
+          <w:sz w:val="22"/>
+          <w:szCs w:val="22"/>
+          <w:lang w:val="es-419"/>
+        </w:rPr>
+        <w:t>A partir de la situación actual, se identifican los siguientes factores clave que se pueden mejorar con la implementación del software:</w:t>
       </w:r>
     </w:p>
     <w:p>
       <w:pPr>
         <w:numPr>
           <w:ilvl w:val="0"/>
-          <w:numId w:val="4"/>
+          <w:numId w:val="6"/>
         </w:numPr>
-        <w:rPr>
-          <w:lang w:val="es-419"/>
-        </w:rPr>
-      </w:pPr>
-      <w:r>
-        <w:rPr>
-          <w:lang w:val="es-419"/>
-        </w:rPr>
-        <w:t xml:space="preserve">Factor Tecnológico: Se identifica la necesidad de migrar de registros manuales a una plataforma web centralizada que facilite la comunicación fluida entre el técnico y el área de logística para el uso de repuestos. </w:t>
+        <w:jc w:val="both"/>
+        <w:rPr>
+          <w:rFonts w:ascii="Arial" w:hAnsi="Arial" w:cs="Arial"/>
+          <w:sz w:val="22"/>
+          <w:szCs w:val="22"/>
+          <w:lang w:val="es-419"/>
+        </w:rPr>
+      </w:pPr>
+      <w:r>
+        <w:rPr>
+          <w:rFonts w:ascii="Arial" w:hAnsi="Arial" w:cs="Arial"/>
+          <w:b/>
+          <w:bCs/>
+          <w:sz w:val="22"/>
+          <w:szCs w:val="22"/>
+          <w:lang w:val="es-419"/>
+        </w:rPr>
+        <w:t>Factor Tecnológico:</w:t>
+      </w:r>
+      <w:r>
+        <w:rPr>
+          <w:rFonts w:ascii="Arial" w:hAnsi="Arial" w:cs="Arial"/>
+          <w:sz w:val="22"/>
+          <w:szCs w:val="22"/>
+          <w:lang w:val="es-419"/>
+        </w:rPr>
+        <w:t xml:space="preserve"> El uso de cuadernos y boletas de papel impide una gestión ágil en el taller, causando demoras para que el técnico visualice sus tareas asignadas. Además, la falta de un sistema centralizado dificulta diferenciar de manera </w:t>
+      </w:r>
+      <w:r>
+        <w:rPr>
+          <w:rFonts w:ascii="Arial" w:hAnsi="Arial" w:cs="Arial"/>
+          <w:sz w:val="22"/>
+          <w:szCs w:val="22"/>
+          <w:lang w:val="es-419"/>
+        </w:rPr>
+        <w:t>segura</w:t>
+      </w:r>
+      <w:r>
+        <w:rPr>
+          <w:rFonts w:ascii="Arial" w:hAnsi="Arial" w:cs="Arial"/>
+          <w:sz w:val="22"/>
+          <w:szCs w:val="22"/>
+          <w:lang w:val="es-419"/>
+        </w:rPr>
+        <w:t xml:space="preserve"> si un equipo requiere una reparación o un mantenimiento preventiv</w:t>
+      </w:r>
+      <w:r>
+        <w:rPr>
+          <w:rFonts w:ascii="Arial" w:hAnsi="Arial" w:cs="Arial"/>
+          <w:sz w:val="22"/>
+          <w:szCs w:val="22"/>
+          <w:lang w:val="es-419"/>
+        </w:rPr>
+        <w:t>o</w:t>
+      </w:r>
+      <w:r>
+        <w:rPr>
+          <w:rFonts w:ascii="Arial" w:hAnsi="Arial" w:cs="Arial"/>
+          <w:sz w:val="22"/>
+          <w:szCs w:val="22"/>
+          <w:lang w:val="es-419"/>
+        </w:rPr>
+        <w:t>, pudiendo agregar cargos de reparación sin consultar primero con el cliente.</w:t>
       </w:r>
     </w:p>
     <w:p>
       <w:pPr>
         <w:numPr>
           <w:ilvl w:val="0"/>
-          <w:numId w:val="4"/>
+          <w:numId w:val="6"/>
         </w:numPr>
-        <w:rPr>
-          <w:lang w:val="es-419"/>
-        </w:rPr>
-      </w:pPr>
-      <w:r>
-        <w:rPr>
-          <w:lang w:val="es-419"/>
-        </w:rPr>
-        <w:t xml:space="preserve">Factor Económico: La ausencia de un control estricto sobre los componentes genera costos innecesarios; una gestión automatizada permitirá optimizar el inventario y asegurar que cada repuesto se asigne correctamente a una orden de servicio. </w:t>
+        <w:jc w:val="both"/>
+        <w:rPr>
+          <w:rFonts w:ascii="Arial" w:hAnsi="Arial" w:cs="Arial"/>
+          <w:sz w:val="22"/>
+          <w:szCs w:val="22"/>
+          <w:lang w:val="es-419"/>
+        </w:rPr>
+      </w:pPr>
+      <w:r>
+        <w:rPr>
+          <w:rFonts w:ascii="Arial" w:hAnsi="Arial" w:cs="Arial"/>
+          <w:b/>
+          <w:bCs/>
+          <w:sz w:val="22"/>
+          <w:szCs w:val="22"/>
+          <w:lang w:val="es-419"/>
+        </w:rPr>
+        <w:t>Factor Económico:</w:t>
+      </w:r>
+      <w:r>
+        <w:rPr>
+          <w:rFonts w:ascii="Arial" w:hAnsi="Arial" w:cs="Arial"/>
+          <w:sz w:val="22"/>
+          <w:szCs w:val="22"/>
+          <w:lang w:val="es-419"/>
+        </w:rPr>
+        <w:t xml:space="preserve"> Al calcular los montos de forma manual en boletas escritas, existe el riesgo de cometer errores en el cobro total del servicio. Asimismo, llevar la logística en un archivo Excel local obliga al encargado a revisar manualmente si una pieza es nueva o si solo debe modificar la cantidad en stock, afectando los tiempos y el control de materiales.</w:t>
       </w:r>
     </w:p>
     <w:p>
       <w:pPr>
         <w:numPr>
           <w:ilvl w:val="0"/>
-          <w:numId w:val="4"/>
+          <w:numId w:val="6"/>
         </w:numPr>
-        <w:rPr>
-          <w:lang w:val="es-419"/>
-        </w:rPr>
-      </w:pPr>
-      <w:r>
-        <w:rPr>
-          <w:lang w:val="es-419"/>
-        </w:rPr>
-        <w:t xml:space="preserve">Factor de Servicio al Cliente: Dado que los usuarios dependen de sus dispositivos, existe una demanda por un servicio moderno que incluya la visualización remota del estado de sus </w:t>
-      </w:r>
-      <w:proofErr w:type="gramStart"/>
-      <w:r>
-        <w:rPr>
-          <w:lang w:val="es-419"/>
-        </w:rPr>
-        <w:t>tickets</w:t>
-      </w:r>
-      <w:proofErr w:type="gramEnd"/>
-      <w:r>
-        <w:rPr>
-          <w:lang w:val="es-419"/>
-        </w:rPr>
-        <w:t xml:space="preserve"> de reparación sin necesidad de contacto físico o telefónico.</w:t>
-      </w:r>
+        <w:jc w:val="both"/>
+        <w:rPr>
+          <w:rFonts w:ascii="Arial" w:hAnsi="Arial" w:cs="Arial"/>
+          <w:sz w:val="22"/>
+          <w:szCs w:val="22"/>
+          <w:lang w:val="es-419"/>
+        </w:rPr>
+      </w:pPr>
+      <w:r>
+        <w:rPr>
+          <w:rFonts w:ascii="Arial" w:hAnsi="Arial" w:cs="Arial"/>
+          <w:b/>
+          <w:bCs/>
+          <w:sz w:val="22"/>
+          <w:szCs w:val="22"/>
+          <w:lang w:val="es-419"/>
+        </w:rPr>
+        <w:lastRenderedPageBreak/>
+        <w:t>Factor Legal:</w:t>
+      </w:r>
+      <w:r>
+        <w:rPr>
+          <w:rFonts w:ascii="Arial" w:hAnsi="Arial" w:cs="Arial"/>
+          <w:sz w:val="22"/>
+          <w:szCs w:val="22"/>
+          <w:lang w:val="es-419"/>
+        </w:rPr>
+        <w:t xml:space="preserve"> Almacenar los datos personales de los clientes de manera física expone la privacidad de su información ante </w:t>
+      </w:r>
+      <w:r>
+        <w:rPr>
+          <w:rFonts w:ascii="Arial" w:hAnsi="Arial" w:cs="Arial"/>
+          <w:sz w:val="22"/>
+          <w:szCs w:val="22"/>
+          <w:lang w:val="es-419"/>
+        </w:rPr>
+        <w:t>posibles robos de local</w:t>
+      </w:r>
+      <w:r>
+        <w:rPr>
+          <w:rFonts w:ascii="Arial" w:hAnsi="Arial" w:cs="Arial"/>
+          <w:sz w:val="22"/>
+          <w:szCs w:val="22"/>
+          <w:lang w:val="es-419"/>
+        </w:rPr>
+        <w:t>. La digitalización permitirá resguardar estos datos de forma segura dentro del sistema, garantizando la protección de la información del usuario y facilitando el control de las garantías de los servicios prestados.</w:t>
+      </w:r>
+    </w:p>
+    <w:p>
+      <w:pPr>
+        <w:jc w:val="both"/>
+        <w:rPr>
+          <w:rFonts w:ascii="Arial" w:hAnsi="Arial" w:cs="Arial"/>
+          <w:sz w:val="22"/>
+          <w:szCs w:val="22"/>
+          <w:lang w:val="es-419"/>
+        </w:rPr>
+      </w:pPr>
+    </w:p>
+    <w:p>
+      <w:pPr>
+        <w:jc w:val="both"/>
+        <w:rPr>
+          <w:rFonts w:ascii="Arial" w:hAnsi="Arial" w:cs="Arial"/>
+          <w:b/>
+          <w:bCs/>
+          <w:sz w:val="22"/>
+          <w:szCs w:val="22"/>
+          <w:lang w:val="es-419"/>
+        </w:rPr>
+      </w:pPr>
+      <w:r>
+        <w:rPr>
+          <w:rFonts w:ascii="Arial" w:hAnsi="Arial" w:cs="Arial"/>
+          <w:b/>
+          <w:bCs/>
+          <w:sz w:val="22"/>
+          <w:szCs w:val="22"/>
+          <w:lang w:val="es-419"/>
+        </w:rPr>
+        <w:t xml:space="preserve">4. </w:t>
+      </w:r>
+      <w:r>
+        <w:rPr>
+          <w:rFonts w:ascii="Arial" w:hAnsi="Arial" w:cs="Arial"/>
+          <w:b/>
+          <w:bCs/>
+          <w:sz w:val="22"/>
+          <w:szCs w:val="22"/>
+          <w:lang w:val="es-419"/>
+        </w:rPr>
+        <w:t>Objetivos</w:t>
+      </w:r>
+    </w:p>
+    <w:p>
+      <w:pPr>
+        <w:pStyle w:val="ListParagraph"/>
+        <w:numPr>
+          <w:ilvl w:val="0"/>
+          <w:numId w:val="7"/>
+        </w:numPr>
+        <w:jc w:val="both"/>
+        <w:rPr>
+          <w:rFonts w:ascii="Arial" w:hAnsi="Arial" w:cs="Arial"/>
+          <w:sz w:val="22"/>
+          <w:szCs w:val="22"/>
+          <w:lang w:val="es-419"/>
+        </w:rPr>
+      </w:pPr>
+      <w:r>
+        <w:rPr>
+          <w:rFonts w:ascii="Arial" w:hAnsi="Arial" w:cs="Arial"/>
+          <w:sz w:val="22"/>
+          <w:szCs w:val="22"/>
+          <w:lang w:val="es-419"/>
+        </w:rPr>
+        <w:t>Objetivo 1: Disminuir los errores de registro de datos</w:t>
+      </w:r>
+      <w:r>
+        <w:rPr>
+          <w:rFonts w:ascii="Arial" w:hAnsi="Arial" w:cs="Arial"/>
+          <w:sz w:val="22"/>
+          <w:szCs w:val="22"/>
+          <w:lang w:val="es-419"/>
+        </w:rPr>
+        <w:t xml:space="preserve"> de clientes y órdenes de servicio</w:t>
+      </w:r>
+      <w:r>
+        <w:rPr>
+          <w:rFonts w:ascii="Arial" w:hAnsi="Arial" w:cs="Arial"/>
+          <w:sz w:val="22"/>
+          <w:szCs w:val="22"/>
+          <w:lang w:val="es-419"/>
+        </w:rPr>
+        <w:t xml:space="preserve"> en un 70% con respecto al semestre anterior para finales del 2026.</w:t>
+      </w:r>
+    </w:p>
+    <w:p>
+      <w:pPr>
+        <w:pStyle w:val="ListParagraph"/>
+        <w:numPr>
+          <w:ilvl w:val="0"/>
+          <w:numId w:val="7"/>
+        </w:numPr>
+        <w:jc w:val="both"/>
+        <w:rPr>
+          <w:rFonts w:ascii="Arial" w:hAnsi="Arial" w:cs="Arial"/>
+          <w:sz w:val="22"/>
+          <w:szCs w:val="22"/>
+          <w:lang w:val="es-419"/>
+        </w:rPr>
+      </w:pPr>
+      <w:r>
+        <w:rPr>
+          <w:rFonts w:ascii="Arial" w:hAnsi="Arial" w:cs="Arial"/>
+          <w:sz w:val="22"/>
+          <w:szCs w:val="22"/>
+          <w:lang w:val="es-419"/>
+        </w:rPr>
+        <w:t xml:space="preserve">Objetivo 2: Disminuir el tiempo de búsqueda de las </w:t>
+      </w:r>
+      <w:r>
+        <w:rPr>
+          <w:rFonts w:ascii="Arial" w:hAnsi="Arial" w:cs="Arial"/>
+          <w:sz w:val="22"/>
+          <w:szCs w:val="22"/>
+          <w:lang w:val="es-419"/>
+        </w:rPr>
+        <w:t xml:space="preserve">órdenes </w:t>
+      </w:r>
+      <w:r>
+        <w:rPr>
+          <w:rFonts w:ascii="Arial" w:hAnsi="Arial" w:cs="Arial"/>
+          <w:sz w:val="22"/>
+          <w:szCs w:val="22"/>
+          <w:lang w:val="es-419"/>
+        </w:rPr>
+        <w:t>de servicios en un 75% respecto al año anterior para finales del 2026.</w:t>
+      </w:r>
+    </w:p>
+    <w:p>
+      <w:pPr>
+        <w:pStyle w:val="ListParagraph"/>
+        <w:numPr>
+          <w:ilvl w:val="0"/>
+          <w:numId w:val="7"/>
+        </w:numPr>
+        <w:jc w:val="both"/>
+        <w:rPr>
+          <w:rFonts w:ascii="Arial" w:hAnsi="Arial" w:cs="Arial"/>
+          <w:sz w:val="22"/>
+          <w:szCs w:val="22"/>
+          <w:lang w:val="es-419"/>
+        </w:rPr>
+      </w:pPr>
+      <w:r>
+        <w:rPr>
+          <w:rFonts w:ascii="Arial" w:hAnsi="Arial" w:cs="Arial"/>
+          <w:sz w:val="22"/>
+          <w:szCs w:val="22"/>
+          <w:lang w:val="es-419"/>
+        </w:rPr>
+        <w:t>Objetivo 3: Disminuir los errores de ingreso y uso del stock de los repuestos en un 95% con respecto al semestre anterior para finales del 2026.</w:t>
+      </w:r>
+    </w:p>
+    <w:p>
+      <w:pPr>
+        <w:pStyle w:val="ListParagraph"/>
+        <w:numPr>
+          <w:ilvl w:val="0"/>
+          <w:numId w:val="7"/>
+        </w:numPr>
+        <w:jc w:val="both"/>
+        <w:rPr>
+          <w:rFonts w:ascii="Arial" w:hAnsi="Arial" w:cs="Arial"/>
+          <w:sz w:val="22"/>
+          <w:szCs w:val="22"/>
+          <w:lang w:val="es-419"/>
+        </w:rPr>
+      </w:pPr>
+      <w:r>
+        <w:rPr>
+          <w:rFonts w:ascii="Arial" w:hAnsi="Arial" w:cs="Arial"/>
+          <w:sz w:val="22"/>
+          <w:szCs w:val="22"/>
+          <w:lang w:val="es-419"/>
+        </w:rPr>
+        <w:t xml:space="preserve">Objetivo </w:t>
+      </w:r>
+      <w:r>
+        <w:rPr>
+          <w:rFonts w:ascii="Arial" w:hAnsi="Arial" w:cs="Arial"/>
+          <w:sz w:val="22"/>
+          <w:szCs w:val="22"/>
+          <w:lang w:val="es-419"/>
+        </w:rPr>
+        <w:t>4</w:t>
+      </w:r>
+      <w:r>
+        <w:rPr>
+          <w:rFonts w:ascii="Arial" w:hAnsi="Arial" w:cs="Arial"/>
+          <w:sz w:val="22"/>
+          <w:szCs w:val="22"/>
+          <w:lang w:val="es-419"/>
+        </w:rPr>
+        <w:t>: Disminuir las quejas por cargos extras en un 30% respecto al año anterior para finales del 2026.</w:t>
+      </w:r>
+    </w:p>
+    <w:p>
+      <w:pPr>
+        <w:pStyle w:val="ListParagraph"/>
+        <w:jc w:val="both"/>
+        <w:rPr>
+          <w:rFonts w:ascii="Arial" w:hAnsi="Arial" w:cs="Arial"/>
+          <w:sz w:val="22"/>
+          <w:szCs w:val="22"/>
+          <w:lang w:val="es-419"/>
+        </w:rPr>
+      </w:pPr>
+    </w:p>
+    <w:p>
+      <w:pPr>
+        <w:jc w:val="both"/>
+        <w:rPr>
+          <w:rFonts w:ascii="Arial" w:hAnsi="Arial" w:cs="Arial"/>
+          <w:b/>
+          <w:bCs/>
+          <w:sz w:val="22"/>
+          <w:szCs w:val="22"/>
+          <w:lang w:val="es-419"/>
+        </w:rPr>
+      </w:pPr>
+      <w:r>
+        <w:rPr>
+          <w:rFonts w:ascii="Arial" w:hAnsi="Arial" w:cs="Arial"/>
+          <w:b/>
+          <w:bCs/>
+          <w:sz w:val="22"/>
+          <w:szCs w:val="22"/>
+          <w:lang w:val="es-419"/>
+        </w:rPr>
+        <w:t>5. Justificación del Proyecto</w:t>
+      </w:r>
+    </w:p>
+    <w:p>
+      <w:pPr>
+        <w:jc w:val="both"/>
+        <w:rPr>
+          <w:rFonts w:ascii="Arial" w:hAnsi="Arial" w:cs="Arial"/>
+          <w:sz w:val="22"/>
+          <w:szCs w:val="22"/>
+          <w:lang w:val="es-419"/>
+        </w:rPr>
+      </w:pPr>
+      <w:r>
+        <w:rPr>
+          <w:rFonts w:ascii="Arial" w:hAnsi="Arial" w:cs="Arial"/>
+          <w:sz w:val="22"/>
+          <w:szCs w:val="22"/>
+          <w:lang w:val="es-419"/>
+        </w:rPr>
+        <w:t xml:space="preserve">La implementación de la aplicación </w:t>
+      </w:r>
+      <w:proofErr w:type="spellStart"/>
+      <w:r>
+        <w:rPr>
+          <w:rFonts w:ascii="Arial" w:hAnsi="Arial" w:cs="Arial"/>
+          <w:b/>
+          <w:bCs/>
+          <w:sz w:val="22"/>
+          <w:szCs w:val="22"/>
+          <w:lang w:val="es-419"/>
+        </w:rPr>
+        <w:t>ElecSolu</w:t>
+      </w:r>
+      <w:proofErr w:type="spellEnd"/>
+      <w:r>
+        <w:rPr>
+          <w:rFonts w:ascii="Arial" w:hAnsi="Arial" w:cs="Arial"/>
+          <w:b/>
+          <w:bCs/>
+          <w:sz w:val="22"/>
+          <w:szCs w:val="22"/>
+          <w:lang w:val="es-419"/>
+        </w:rPr>
+        <w:t xml:space="preserve"> </w:t>
+      </w:r>
+      <w:proofErr w:type="spellStart"/>
+      <w:r>
+        <w:rPr>
+          <w:rFonts w:ascii="Arial" w:hAnsi="Arial" w:cs="Arial"/>
+          <w:b/>
+          <w:bCs/>
+          <w:sz w:val="22"/>
+          <w:szCs w:val="22"/>
+          <w:lang w:val="es-419"/>
+        </w:rPr>
+        <w:t>Desk</w:t>
+      </w:r>
+      <w:proofErr w:type="spellEnd"/>
+      <w:r>
+        <w:rPr>
+          <w:rFonts w:ascii="Arial" w:hAnsi="Arial" w:cs="Arial"/>
+          <w:b/>
+          <w:bCs/>
+          <w:sz w:val="22"/>
+          <w:szCs w:val="22"/>
+          <w:lang w:val="es-419"/>
+        </w:rPr>
+        <w:t xml:space="preserve"> App</w:t>
+      </w:r>
+      <w:r>
+        <w:rPr>
+          <w:rFonts w:ascii="Arial" w:hAnsi="Arial" w:cs="Arial"/>
+          <w:sz w:val="22"/>
+          <w:szCs w:val="22"/>
+          <w:lang w:val="es-419"/>
+        </w:rPr>
+        <w:t xml:space="preserve"> se justifica por la necesidad de modernizar la gestión operativa de la empresa </w:t>
+      </w:r>
+      <w:r>
+        <w:rPr>
+          <w:rFonts w:ascii="Arial" w:hAnsi="Arial" w:cs="Arial"/>
+          <w:b/>
+          <w:bCs/>
+          <w:sz w:val="22"/>
+          <w:szCs w:val="22"/>
+          <w:lang w:val="es-419"/>
+        </w:rPr>
+        <w:t xml:space="preserve">Electronic </w:t>
+      </w:r>
+      <w:proofErr w:type="spellStart"/>
+      <w:r>
+        <w:rPr>
+          <w:rFonts w:ascii="Arial" w:hAnsi="Arial" w:cs="Arial"/>
+          <w:b/>
+          <w:bCs/>
+          <w:sz w:val="22"/>
+          <w:szCs w:val="22"/>
+          <w:lang w:val="es-419"/>
+        </w:rPr>
+        <w:t>Solutions</w:t>
+      </w:r>
+      <w:proofErr w:type="spellEnd"/>
+      <w:r>
+        <w:rPr>
+          <w:rFonts w:ascii="Arial" w:hAnsi="Arial" w:cs="Arial"/>
+          <w:sz w:val="22"/>
+          <w:szCs w:val="22"/>
+          <w:lang w:val="es-419"/>
+        </w:rPr>
+        <w:t>. El proyecto aporta una solución directa a las deficiencias del trabajo manual, impactando positivamente en el negocio al automatizar el control de las órdenes de servicio y separar de forma exacta los trabajos de reparación y mantenimiento preventivo. Asimismo, contribuye a optimizar la gestión del almacén, permitiendo al encargado verificar y actualizar el stock de repuestos de manera ágil y sin pérdidas de tiempo.</w:t>
+      </w:r>
+    </w:p>
+    <w:p>
+      <w:pPr>
+        <w:jc w:val="both"/>
+        <w:rPr>
+          <w:rFonts w:ascii="Arial" w:hAnsi="Arial" w:cs="Arial"/>
+          <w:b/>
+          <w:bCs/>
+          <w:sz w:val="22"/>
+          <w:szCs w:val="22"/>
+          <w:lang w:val="es-419"/>
+        </w:rPr>
+      </w:pPr>
+      <w:r>
+        <w:rPr>
+          <w:rFonts w:ascii="Arial" w:hAnsi="Arial" w:cs="Arial"/>
+          <w:b/>
+          <w:bCs/>
+          <w:sz w:val="22"/>
+          <w:szCs w:val="22"/>
+          <w:lang w:val="es-419"/>
+        </w:rPr>
+        <w:t>Beneficiarios Directos:</w:t>
+      </w:r>
+    </w:p>
+    <w:p>
+      <w:pPr>
+        <w:pStyle w:val="ListParagraph"/>
+        <w:numPr>
+          <w:ilvl w:val="0"/>
+          <w:numId w:val="8"/>
+        </w:numPr>
+        <w:jc w:val="both"/>
+        <w:rPr>
+          <w:rFonts w:ascii="Arial" w:hAnsi="Arial" w:cs="Arial"/>
+          <w:b/>
+          <w:bCs/>
+          <w:sz w:val="22"/>
+          <w:szCs w:val="22"/>
+          <w:lang w:val="es-419"/>
+        </w:rPr>
+      </w:pPr>
+      <w:r>
+        <w:rPr>
+          <w:rFonts w:ascii="Arial" w:hAnsi="Arial" w:cs="Arial"/>
+          <w:b/>
+          <w:bCs/>
+          <w:sz w:val="22"/>
+          <w:szCs w:val="22"/>
+          <w:lang w:val="es-419"/>
+        </w:rPr>
+        <w:t xml:space="preserve">El personal de la empresa: </w:t>
+      </w:r>
+      <w:r>
+        <w:rPr>
+          <w:rFonts w:ascii="Arial" w:hAnsi="Arial" w:cs="Arial"/>
+          <w:sz w:val="22"/>
+          <w:szCs w:val="22"/>
+          <w:lang w:val="es-419"/>
+        </w:rPr>
+        <w:t>El recepcionista, los técnicos del taller y el encargado de logística, quienes utilizarán el sistema de escritorio para realizar sus tareas diarias sin depender de cuadernos o archivos aislados.</w:t>
+      </w:r>
+    </w:p>
+    <w:p>
+      <w:pPr>
+        <w:jc w:val="both"/>
+        <w:rPr>
+          <w:rFonts w:ascii="Arial" w:hAnsi="Arial" w:cs="Arial"/>
+          <w:b/>
+          <w:bCs/>
+          <w:sz w:val="22"/>
+          <w:szCs w:val="22"/>
+          <w:lang w:val="es-419"/>
+        </w:rPr>
+      </w:pPr>
+      <w:r>
+        <w:rPr>
+          <w:rFonts w:ascii="Arial" w:hAnsi="Arial" w:cs="Arial"/>
+          <w:b/>
+          <w:bCs/>
+          <w:sz w:val="22"/>
+          <w:szCs w:val="22"/>
+          <w:lang w:val="es-419"/>
+        </w:rPr>
+        <w:t>Beneficiarios Indirectos:</w:t>
+      </w:r>
+    </w:p>
+    <w:p>
+      <w:pPr>
+        <w:pStyle w:val="ListParagraph"/>
+        <w:numPr>
+          <w:ilvl w:val="0"/>
+          <w:numId w:val="8"/>
+        </w:numPr>
+        <w:jc w:val="both"/>
+        <w:rPr>
+          <w:rFonts w:ascii="Arial" w:hAnsi="Arial" w:cs="Arial"/>
+          <w:sz w:val="22"/>
+          <w:szCs w:val="22"/>
+          <w:lang w:val="es-419"/>
+        </w:rPr>
+      </w:pPr>
+      <w:r>
+        <w:rPr>
+          <w:rFonts w:ascii="Arial" w:hAnsi="Arial" w:cs="Arial"/>
+          <w:b/>
+          <w:bCs/>
+          <w:sz w:val="22"/>
+          <w:szCs w:val="22"/>
+          <w:lang w:val="es-419"/>
+        </w:rPr>
+        <w:t xml:space="preserve">Los clientes: </w:t>
+      </w:r>
+      <w:r>
+        <w:rPr>
+          <w:rFonts w:ascii="Arial" w:hAnsi="Arial" w:cs="Arial"/>
+          <w:sz w:val="22"/>
+          <w:szCs w:val="22"/>
+          <w:lang w:val="es-419"/>
+        </w:rPr>
+        <w:t xml:space="preserve">Quienes se benefician al recibir una atención más rápida, presupuestos transparentes sin cargos extras imprevistos y un respaldo digital seguro para la </w:t>
+      </w:r>
+      <w:r>
+        <w:rPr>
+          <w:rFonts w:ascii="Arial" w:hAnsi="Arial" w:cs="Arial"/>
+          <w:sz w:val="22"/>
+          <w:szCs w:val="22"/>
+          <w:lang w:val="es-419"/>
+        </w:rPr>
+        <w:t>garantía de los servicios prestados.</w:t>
+      </w:r>
+    </w:p>
+    <w:p>
+      <w:pPr>
+        <w:jc w:val="both"/>
+        <w:rPr>
+          <w:rFonts w:ascii="Arial" w:hAnsi="Arial" w:cs="Arial"/>
+          <w:sz w:val="22"/>
+          <w:szCs w:val="22"/>
+          <w:lang w:val="es-419"/>
+        </w:rPr>
+      </w:pPr>
+    </w:p>
+    <w:p>
+      <w:pPr>
+        <w:jc w:val="both"/>
+        <w:rPr>
+          <w:rFonts w:ascii="Arial" w:hAnsi="Arial" w:cs="Arial"/>
+          <w:b/>
+          <w:bCs/>
+          <w:sz w:val="22"/>
+          <w:szCs w:val="22"/>
+          <w:lang w:val="es-419"/>
+        </w:rPr>
+      </w:pPr>
+      <w:r>
+        <w:rPr>
+          <w:rFonts w:ascii="Arial" w:hAnsi="Arial" w:cs="Arial"/>
+          <w:b/>
+          <w:bCs/>
+          <w:sz w:val="22"/>
+          <w:szCs w:val="22"/>
+          <w:lang w:val="es-419"/>
+        </w:rPr>
+        <w:t>6. Definición y alcance</w:t>
+      </w:r>
+    </w:p>
+    <w:p>
+      <w:pPr>
+        <w:jc w:val="both"/>
+        <w:rPr>
+          <w:rFonts w:ascii="Arial" w:hAnsi="Arial" w:cs="Arial"/>
+          <w:sz w:val="22"/>
+          <w:szCs w:val="22"/>
+          <w:lang w:val="es-419"/>
+        </w:rPr>
+      </w:pPr>
+      <w:r>
+        <w:rPr>
+          <w:rFonts w:ascii="Arial" w:hAnsi="Arial" w:cs="Arial"/>
+          <w:b/>
+          <w:bCs/>
+          <w:sz w:val="22"/>
+          <w:szCs w:val="22"/>
+          <w:lang w:val="es-419"/>
+        </w:rPr>
+        <w:t>Definición del Sistema:</w:t>
+      </w:r>
+      <w:r>
+        <w:rPr>
+          <w:rFonts w:ascii="Arial" w:hAnsi="Arial" w:cs="Arial"/>
+          <w:sz w:val="22"/>
+          <w:szCs w:val="22"/>
+          <w:lang w:val="es-419"/>
+        </w:rPr>
+        <w:t xml:space="preserve"> </w:t>
+      </w:r>
+      <w:proofErr w:type="spellStart"/>
+      <w:r>
+        <w:rPr>
+          <w:rFonts w:ascii="Arial" w:hAnsi="Arial" w:cs="Arial"/>
+          <w:b/>
+          <w:bCs/>
+          <w:sz w:val="22"/>
+          <w:szCs w:val="22"/>
+          <w:lang w:val="es-419"/>
+        </w:rPr>
+        <w:t>ElecSolu</w:t>
+      </w:r>
+      <w:proofErr w:type="spellEnd"/>
+      <w:r>
+        <w:rPr>
+          <w:rFonts w:ascii="Arial" w:hAnsi="Arial" w:cs="Arial"/>
+          <w:b/>
+          <w:bCs/>
+          <w:sz w:val="22"/>
+          <w:szCs w:val="22"/>
+          <w:lang w:val="es-419"/>
+        </w:rPr>
+        <w:t xml:space="preserve"> </w:t>
+      </w:r>
+      <w:proofErr w:type="spellStart"/>
+      <w:r>
+        <w:rPr>
+          <w:rFonts w:ascii="Arial" w:hAnsi="Arial" w:cs="Arial"/>
+          <w:b/>
+          <w:bCs/>
+          <w:sz w:val="22"/>
+          <w:szCs w:val="22"/>
+          <w:lang w:val="es-419"/>
+        </w:rPr>
+        <w:t>Desk</w:t>
+      </w:r>
+      <w:proofErr w:type="spellEnd"/>
+      <w:r>
+        <w:rPr>
+          <w:rFonts w:ascii="Arial" w:hAnsi="Arial" w:cs="Arial"/>
+          <w:b/>
+          <w:bCs/>
+          <w:sz w:val="22"/>
+          <w:szCs w:val="22"/>
+          <w:lang w:val="es-419"/>
+        </w:rPr>
+        <w:t xml:space="preserve"> App</w:t>
+      </w:r>
+      <w:r>
+        <w:rPr>
+          <w:rFonts w:ascii="Arial" w:hAnsi="Arial" w:cs="Arial"/>
+          <w:sz w:val="22"/>
+          <w:szCs w:val="22"/>
+          <w:lang w:val="es-419"/>
+        </w:rPr>
+        <w:t xml:space="preserve"> es una aplicación de escritorio diseñada para centralizar y automatizar las operaciones de la empresa </w:t>
+      </w:r>
+      <w:r>
+        <w:rPr>
+          <w:rFonts w:ascii="Arial" w:hAnsi="Arial" w:cs="Arial"/>
+          <w:b/>
+          <w:bCs/>
+          <w:sz w:val="22"/>
+          <w:szCs w:val="22"/>
+          <w:lang w:val="es-419"/>
+        </w:rPr>
+        <w:t xml:space="preserve">Electronic </w:t>
+      </w:r>
+      <w:proofErr w:type="spellStart"/>
+      <w:r>
+        <w:rPr>
+          <w:rFonts w:ascii="Arial" w:hAnsi="Arial" w:cs="Arial"/>
+          <w:b/>
+          <w:bCs/>
+          <w:sz w:val="22"/>
+          <w:szCs w:val="22"/>
+          <w:lang w:val="es-419"/>
+        </w:rPr>
+        <w:t>Solutions</w:t>
+      </w:r>
+      <w:proofErr w:type="spellEnd"/>
+      <w:r>
+        <w:rPr>
+          <w:rFonts w:ascii="Arial" w:hAnsi="Arial" w:cs="Arial"/>
+          <w:sz w:val="22"/>
+          <w:szCs w:val="22"/>
+          <w:lang w:val="es-419"/>
+        </w:rPr>
+        <w:t xml:space="preserve">. El sistema opera bajo una lógica donde los datos del dispositivo electrónico y del cliente se declaran y procesan </w:t>
+      </w:r>
+      <w:r>
+        <w:rPr>
+          <w:rFonts w:ascii="Arial" w:hAnsi="Arial" w:cs="Arial"/>
+          <w:sz w:val="22"/>
+          <w:szCs w:val="22"/>
+          <w:lang w:val="es-419"/>
+        </w:rPr>
+        <w:lastRenderedPageBreak/>
+        <w:t>únicamente dentro de la orden de servicio, eliminando la necesidad de gestionar un registro o catálogo de equipos independiente.</w:t>
+      </w:r>
+    </w:p>
+    <w:p>
+      <w:pPr>
+        <w:jc w:val="both"/>
+        <w:rPr>
+          <w:rFonts w:ascii="Arial" w:hAnsi="Arial" w:cs="Arial"/>
+          <w:sz w:val="22"/>
+          <w:szCs w:val="22"/>
+          <w:lang w:val="es-419"/>
+        </w:rPr>
+      </w:pPr>
+    </w:p>
+    <w:p>
+      <w:pPr>
+        <w:jc w:val="both"/>
+        <w:rPr>
+          <w:rFonts w:ascii="Arial" w:hAnsi="Arial" w:cs="Arial"/>
+          <w:sz w:val="22"/>
+          <w:szCs w:val="22"/>
+          <w:lang w:val="es-419"/>
+        </w:rPr>
+      </w:pPr>
+      <w:r>
+        <w:rPr>
+          <w:rFonts w:ascii="Arial" w:hAnsi="Arial" w:cs="Arial"/>
+          <w:b/>
+          <w:bCs/>
+          <w:sz w:val="22"/>
+          <w:szCs w:val="22"/>
+          <w:lang w:val="es-419"/>
+        </w:rPr>
+        <w:t>Entorno Tecnológico y Arquitectura:</w:t>
+      </w:r>
+      <w:r>
+        <w:rPr>
+          <w:rFonts w:ascii="Arial" w:hAnsi="Arial" w:cs="Arial"/>
+          <w:sz w:val="22"/>
+          <w:szCs w:val="22"/>
+          <w:lang w:val="es-419"/>
+        </w:rPr>
+        <w:t xml:space="preserve"> El diseño y funcionamiento de la aplicación se sustentan en las siguientes tecnologías y patrones:</w:t>
+      </w:r>
+    </w:p>
+    <w:p>
+      <w:pPr>
+        <w:numPr>
+          <w:ilvl w:val="0"/>
+          <w:numId w:val="9"/>
+        </w:numPr>
+        <w:jc w:val="both"/>
+        <w:rPr>
+          <w:rFonts w:ascii="Arial" w:hAnsi="Arial" w:cs="Arial"/>
+          <w:sz w:val="22"/>
+          <w:szCs w:val="22"/>
+          <w:lang w:val="es-419"/>
+        </w:rPr>
+      </w:pPr>
+      <w:r>
+        <w:rPr>
+          <w:rFonts w:ascii="Arial" w:hAnsi="Arial" w:cs="Arial"/>
+          <w:b/>
+          <w:bCs/>
+          <w:sz w:val="22"/>
+          <w:szCs w:val="22"/>
+          <w:lang w:val="es-419"/>
+        </w:rPr>
+        <w:t>Lenguaje de Programación:</w:t>
+      </w:r>
+      <w:r>
+        <w:rPr>
+          <w:rFonts w:ascii="Arial" w:hAnsi="Arial" w:cs="Arial"/>
+          <w:sz w:val="22"/>
+          <w:szCs w:val="22"/>
+          <w:lang w:val="es-419"/>
+        </w:rPr>
+        <w:t xml:space="preserve"> Java 17, garantizando un entorno moderno, estable y con soporte a largo plazo.</w:t>
+      </w:r>
+    </w:p>
+    <w:p>
+      <w:pPr>
+        <w:numPr>
+          <w:ilvl w:val="0"/>
+          <w:numId w:val="9"/>
+        </w:numPr>
+        <w:jc w:val="both"/>
+        <w:rPr>
+          <w:rFonts w:ascii="Arial" w:hAnsi="Arial" w:cs="Arial"/>
+          <w:sz w:val="22"/>
+          <w:szCs w:val="22"/>
+          <w:lang w:val="es-419"/>
+        </w:rPr>
+      </w:pPr>
+      <w:r>
+        <w:rPr>
+          <w:rFonts w:ascii="Arial" w:hAnsi="Arial" w:cs="Arial"/>
+          <w:b/>
+          <w:bCs/>
+          <w:sz w:val="22"/>
+          <w:szCs w:val="22"/>
+          <w:lang w:val="es-419"/>
+        </w:rPr>
+        <w:t>Interfaz Gráfica (GUI):</w:t>
+      </w:r>
+      <w:r>
+        <w:rPr>
+          <w:rFonts w:ascii="Arial" w:hAnsi="Arial" w:cs="Arial"/>
+          <w:sz w:val="22"/>
+          <w:szCs w:val="22"/>
+          <w:lang w:val="es-419"/>
+        </w:rPr>
+        <w:t xml:space="preserve"> Desarrollada con la librería </w:t>
+      </w:r>
+      <w:proofErr w:type="spellStart"/>
+      <w:r>
+        <w:rPr>
+          <w:rFonts w:ascii="Arial" w:hAnsi="Arial" w:cs="Arial"/>
+          <w:b/>
+          <w:bCs/>
+          <w:sz w:val="22"/>
+          <w:szCs w:val="22"/>
+          <w:lang w:val="es-419"/>
+        </w:rPr>
+        <w:t>FlatLaf</w:t>
+      </w:r>
+      <w:proofErr w:type="spellEnd"/>
+      <w:r>
+        <w:rPr>
+          <w:rFonts w:ascii="Arial" w:hAnsi="Arial" w:cs="Arial"/>
+          <w:sz w:val="22"/>
+          <w:szCs w:val="22"/>
+          <w:lang w:val="es-419"/>
+        </w:rPr>
+        <w:t>, proporcionando un aspecto visual plano, moderno y limpio para la aplicación de escritorio.</w:t>
+      </w:r>
+    </w:p>
+    <w:p>
+      <w:pPr>
+        <w:numPr>
+          <w:ilvl w:val="0"/>
+          <w:numId w:val="9"/>
+        </w:numPr>
+        <w:jc w:val="both"/>
+        <w:rPr>
+          <w:rFonts w:ascii="Arial" w:hAnsi="Arial" w:cs="Arial"/>
+          <w:sz w:val="22"/>
+          <w:szCs w:val="22"/>
+          <w:lang w:val="es-419"/>
+        </w:rPr>
+      </w:pPr>
+      <w:r>
+        <w:rPr>
+          <w:rFonts w:ascii="Arial" w:hAnsi="Arial" w:cs="Arial"/>
+          <w:b/>
+          <w:bCs/>
+          <w:sz w:val="22"/>
+          <w:szCs w:val="22"/>
+          <w:lang w:val="es-419"/>
+        </w:rPr>
+        <w:t>Gestor de Base de Datos:</w:t>
+      </w:r>
+      <w:r>
+        <w:rPr>
+          <w:rFonts w:ascii="Arial" w:hAnsi="Arial" w:cs="Arial"/>
+          <w:sz w:val="22"/>
+          <w:szCs w:val="22"/>
+          <w:lang w:val="es-419"/>
+        </w:rPr>
+        <w:t xml:space="preserve"> </w:t>
+      </w:r>
+      <w:r>
+        <w:rPr>
+          <w:rFonts w:ascii="Arial" w:hAnsi="Arial" w:cs="Arial"/>
+          <w:b/>
+          <w:bCs/>
+          <w:sz w:val="22"/>
+          <w:szCs w:val="22"/>
+          <w:lang w:val="es-419"/>
+        </w:rPr>
+        <w:t>MySQL</w:t>
+      </w:r>
+      <w:r>
+        <w:rPr>
+          <w:rFonts w:ascii="Arial" w:hAnsi="Arial" w:cs="Arial"/>
+          <w:sz w:val="22"/>
+          <w:szCs w:val="22"/>
+          <w:lang w:val="es-419"/>
+        </w:rPr>
+        <w:t>, encargado del almacenamiento seguro, relacional y centralizado de toda la información del negocio.</w:t>
+      </w:r>
+    </w:p>
+    <w:p>
+      <w:pPr>
+        <w:numPr>
+          <w:ilvl w:val="0"/>
+          <w:numId w:val="9"/>
+        </w:numPr>
+        <w:jc w:val="both"/>
+        <w:rPr>
+          <w:rFonts w:ascii="Arial" w:hAnsi="Arial" w:cs="Arial"/>
+          <w:sz w:val="22"/>
+          <w:szCs w:val="22"/>
+          <w:lang w:val="es-419"/>
+        </w:rPr>
+      </w:pPr>
+      <w:r>
+        <w:rPr>
+          <w:rFonts w:ascii="Arial" w:hAnsi="Arial" w:cs="Arial"/>
+          <w:b/>
+          <w:bCs/>
+          <w:sz w:val="22"/>
+          <w:szCs w:val="22"/>
+          <w:lang w:val="es-419"/>
+        </w:rPr>
+        <w:t>Arquitectura y Diseño:</w:t>
+      </w:r>
+      <w:r>
+        <w:rPr>
+          <w:rFonts w:ascii="Arial" w:hAnsi="Arial" w:cs="Arial"/>
+          <w:sz w:val="22"/>
+          <w:szCs w:val="22"/>
+          <w:lang w:val="es-419"/>
+        </w:rPr>
+        <w:t xml:space="preserve"> Uso del patrón </w:t>
+      </w:r>
+      <w:r>
+        <w:rPr>
+          <w:rFonts w:ascii="Arial" w:hAnsi="Arial" w:cs="Arial"/>
+          <w:b/>
+          <w:bCs/>
+          <w:sz w:val="22"/>
+          <w:szCs w:val="22"/>
+          <w:lang w:val="es-419"/>
+        </w:rPr>
+        <w:t>MVC</w:t>
+      </w:r>
+      <w:r>
+        <w:rPr>
+          <w:rFonts w:ascii="Arial" w:hAnsi="Arial" w:cs="Arial"/>
+          <w:sz w:val="22"/>
+          <w:szCs w:val="22"/>
+          <w:lang w:val="es-419"/>
+        </w:rPr>
+        <w:t xml:space="preserve"> (Modelo-Vista-Controlador) para separar de manera clara la interfaz de usuario de la lógica de negocio, y el patrón </w:t>
+      </w:r>
+      <w:r>
+        <w:rPr>
+          <w:rFonts w:ascii="Arial" w:hAnsi="Arial" w:cs="Arial"/>
+          <w:b/>
+          <w:bCs/>
+          <w:sz w:val="22"/>
+          <w:szCs w:val="22"/>
+          <w:lang w:val="es-419"/>
+        </w:rPr>
+        <w:t>DAO</w:t>
+      </w:r>
+      <w:r>
+        <w:rPr>
+          <w:rFonts w:ascii="Arial" w:hAnsi="Arial" w:cs="Arial"/>
+          <w:sz w:val="22"/>
+          <w:szCs w:val="22"/>
+          <w:lang w:val="es-419"/>
+        </w:rPr>
+        <w:t xml:space="preserve"> (Data Access </w:t>
+      </w:r>
+      <w:proofErr w:type="spellStart"/>
+      <w:r>
+        <w:rPr>
+          <w:rFonts w:ascii="Arial" w:hAnsi="Arial" w:cs="Arial"/>
+          <w:sz w:val="22"/>
+          <w:szCs w:val="22"/>
+          <w:lang w:val="es-419"/>
+        </w:rPr>
+        <w:t>Object</w:t>
+      </w:r>
+      <w:proofErr w:type="spellEnd"/>
+      <w:r>
+        <w:rPr>
+          <w:rFonts w:ascii="Arial" w:hAnsi="Arial" w:cs="Arial"/>
+          <w:sz w:val="22"/>
+          <w:szCs w:val="22"/>
+          <w:lang w:val="es-419"/>
+        </w:rPr>
+        <w:t>) para gestionar la conexión y persistencia de datos entre Java y la base de datos MySQL.</w:t>
+      </w:r>
+    </w:p>
+    <w:p>
+      <w:pPr>
+        <w:ind w:left="720"/>
+        <w:jc w:val="both"/>
+        <w:rPr>
+          <w:rFonts w:ascii="Arial" w:hAnsi="Arial" w:cs="Arial"/>
+          <w:sz w:val="22"/>
+          <w:szCs w:val="22"/>
+          <w:lang w:val="es-419"/>
+        </w:rPr>
+      </w:pPr>
+    </w:p>
+    <w:p>
+      <w:pPr>
+        <w:jc w:val="both"/>
+        <w:rPr>
+          <w:rFonts w:ascii="Arial" w:hAnsi="Arial" w:cs="Arial"/>
+          <w:b/>
+          <w:bCs/>
+          <w:sz w:val="22"/>
+          <w:szCs w:val="22"/>
+          <w:lang w:val="es-419"/>
+        </w:rPr>
+      </w:pPr>
+      <w:r>
+        <w:rPr>
+          <w:rFonts w:ascii="Arial" w:hAnsi="Arial" w:cs="Arial"/>
+          <w:b/>
+          <w:bCs/>
+          <w:sz w:val="22"/>
+          <w:szCs w:val="22"/>
+          <w:lang w:val="es-419"/>
+        </w:rPr>
+        <w:t>Alcance del Proyecto</w:t>
+      </w:r>
+    </w:p>
+    <w:p>
+      <w:pPr>
+        <w:jc w:val="both"/>
+        <w:rPr>
+          <w:rFonts w:ascii="Arial" w:hAnsi="Arial" w:cs="Arial"/>
+          <w:sz w:val="22"/>
+          <w:szCs w:val="22"/>
+          <w:lang w:val="es-419"/>
+        </w:rPr>
+      </w:pPr>
+      <w:r>
+        <w:rPr>
+          <w:rFonts w:ascii="Arial" w:hAnsi="Arial" w:cs="Arial"/>
+          <w:sz w:val="22"/>
+          <w:szCs w:val="22"/>
+          <w:lang w:val="es-419"/>
+        </w:rPr>
+        <w:t>El sistema contempla las funciones distribuidas en dos procesos de negocio:</w:t>
+      </w:r>
+    </w:p>
+    <w:p>
+      <w:pPr>
+        <w:numPr>
+          <w:ilvl w:val="0"/>
+          <w:numId w:val="10"/>
+        </w:numPr>
+        <w:jc w:val="both"/>
+        <w:rPr>
+          <w:rFonts w:ascii="Arial" w:hAnsi="Arial" w:cs="Arial"/>
+          <w:sz w:val="22"/>
+          <w:szCs w:val="22"/>
+          <w:lang w:val="es-419"/>
+        </w:rPr>
+      </w:pPr>
+      <w:r>
+        <w:rPr>
+          <w:rFonts w:ascii="Arial" w:hAnsi="Arial" w:cs="Arial"/>
+          <w:b/>
+          <w:bCs/>
+          <w:sz w:val="22"/>
+          <w:szCs w:val="22"/>
+          <w:lang w:val="es-419"/>
+        </w:rPr>
+        <w:t>Módulo de Servicios (</w:t>
+      </w:r>
+      <w:r>
+        <w:rPr>
+          <w:rFonts w:ascii="Arial" w:hAnsi="Arial" w:cs="Arial" w:hint="eastAsia"/>
+          <w:b/>
+          <w:bCs/>
+          <w:sz w:val="22"/>
+          <w:szCs w:val="22"/>
+          <w:lang w:val="es-419"/>
+        </w:rPr>
+        <w:t xml:space="preserve">Mantenimiento y </w:t>
+      </w:r>
+      <w:r>
+        <w:rPr>
+          <w:rFonts w:ascii="Arial" w:hAnsi="Arial" w:cs="Arial"/>
+          <w:b/>
+          <w:bCs/>
+          <w:sz w:val="22"/>
+          <w:szCs w:val="22"/>
+          <w:lang w:val="es-419"/>
+        </w:rPr>
+        <w:t>reparación</w:t>
+      </w:r>
+      <w:r>
+        <w:rPr>
+          <w:rFonts w:ascii="Arial" w:hAnsi="Arial" w:cs="Arial"/>
+          <w:b/>
+          <w:bCs/>
+          <w:sz w:val="22"/>
+          <w:szCs w:val="22"/>
+          <w:lang w:val="es-419"/>
+        </w:rPr>
+        <w:t>):</w:t>
+      </w:r>
+      <w:r>
+        <w:rPr>
+          <w:rFonts w:ascii="Arial" w:hAnsi="Arial" w:cs="Arial"/>
+          <w:sz w:val="22"/>
+          <w:szCs w:val="22"/>
+          <w:lang w:val="es-419"/>
+        </w:rPr>
+        <w:t xml:space="preserve"> Permite el registro de clientes, la creación de órdenes de servicio (ingresando los detalles del equipo y la falla directamente en</w:t>
+      </w:r>
+      <w:r>
+        <w:rPr>
+          <w:rFonts w:ascii="Arial" w:hAnsi="Arial" w:cs="Arial" w:hint="eastAsia"/>
+          <w:sz w:val="22"/>
+          <w:szCs w:val="22"/>
+          <w:lang w:val="es-419"/>
+        </w:rPr>
+        <w:t xml:space="preserve"> este</w:t>
+      </w:r>
+      <w:r>
+        <w:rPr>
+          <w:rFonts w:ascii="Arial" w:hAnsi="Arial" w:cs="Arial"/>
+          <w:sz w:val="22"/>
+          <w:szCs w:val="22"/>
+          <w:lang w:val="es-419"/>
+        </w:rPr>
+        <w:t>), la asignación automática a técnicos según la categoría del</w:t>
+      </w:r>
+      <w:r>
+        <w:rPr>
+          <w:rFonts w:ascii="Arial" w:hAnsi="Arial" w:cs="Arial" w:hint="eastAsia"/>
+          <w:sz w:val="22"/>
+          <w:szCs w:val="22"/>
+          <w:lang w:val="es-419"/>
+        </w:rPr>
+        <w:t xml:space="preserve"> equipo </w:t>
+      </w:r>
+      <w:r>
+        <w:rPr>
+          <w:rFonts w:ascii="Arial" w:hAnsi="Arial" w:cs="Arial"/>
+          <w:sz w:val="22"/>
+          <w:szCs w:val="22"/>
+          <w:lang w:val="es-419"/>
+        </w:rPr>
+        <w:t>electrónico</w:t>
+      </w:r>
+      <w:r>
+        <w:rPr>
+          <w:rFonts w:ascii="Arial" w:hAnsi="Arial" w:cs="Arial"/>
+          <w:sz w:val="22"/>
+          <w:szCs w:val="22"/>
+          <w:lang w:val="es-419"/>
+        </w:rPr>
+        <w:t>, la selección del tipo de atención (reparación o mantenimiento preventivo) y la emisión final de la boleta de servicio con el costo y garantía correspondiente.</w:t>
+      </w:r>
+    </w:p>
+    <w:p>
+      <w:pPr>
+        <w:numPr>
+          <w:ilvl w:val="0"/>
+          <w:numId w:val="10"/>
+        </w:numPr>
+        <w:jc w:val="both"/>
+        <w:rPr>
+          <w:rFonts w:ascii="Arial" w:hAnsi="Arial" w:cs="Arial"/>
+          <w:sz w:val="22"/>
+          <w:szCs w:val="22"/>
+          <w:lang w:val="es-419"/>
+        </w:rPr>
+      </w:pPr>
+      <w:r>
+        <w:rPr>
+          <w:rFonts w:ascii="Arial" w:hAnsi="Arial" w:cs="Arial"/>
+          <w:b/>
+          <w:bCs/>
+          <w:sz w:val="22"/>
+          <w:szCs w:val="22"/>
+          <w:lang w:val="es-419"/>
+        </w:rPr>
+        <w:t>Módulo de Logística (Almacén):</w:t>
+      </w:r>
+      <w:r>
+        <w:rPr>
+          <w:rFonts w:ascii="Arial" w:hAnsi="Arial" w:cs="Arial"/>
+          <w:sz w:val="22"/>
+          <w:szCs w:val="22"/>
+          <w:lang w:val="es-419"/>
+        </w:rPr>
+        <w:t xml:space="preserve"> Permite el registro de repuestos clasificados por categorías y la actualización automatizada del stock, distinguiendo si se trata del ingreso de una pieza nueva o del incremento de unidades en un componente existente.</w:t>
+      </w:r>
+    </w:p>
+    <w:p>
+      <w:pPr>
+        <w:ind w:left="720"/>
+        <w:jc w:val="both"/>
+        <w:rPr>
+          <w:rFonts w:ascii="Arial" w:hAnsi="Arial" w:cs="Arial"/>
+          <w:sz w:val="22"/>
+          <w:szCs w:val="22"/>
+          <w:lang w:val="es-419"/>
+        </w:rPr>
+      </w:pPr>
+    </w:p>
+    <w:p>
+      <w:pPr>
+        <w:jc w:val="both"/>
+        <w:rPr>
+          <w:rFonts w:ascii="Arial" w:hAnsi="Arial" w:cs="Arial"/>
+          <w:sz w:val="22"/>
+          <w:szCs w:val="22"/>
+          <w:lang w:val="es-419"/>
+        </w:rPr>
+      </w:pPr>
+      <w:r>
+        <w:rPr>
+          <w:rFonts w:ascii="Arial" w:hAnsi="Arial" w:cs="Arial"/>
+          <w:b/>
+          <w:bCs/>
+          <w:sz w:val="22"/>
+          <w:szCs w:val="22"/>
+          <w:lang w:val="es-419"/>
+        </w:rPr>
+        <w:t>Fuera de Alcance</w:t>
+      </w:r>
+    </w:p>
+    <w:p>
+      <w:pPr>
+        <w:jc w:val="both"/>
+        <w:rPr>
+          <w:rFonts w:ascii="Arial" w:hAnsi="Arial" w:cs="Arial"/>
+          <w:sz w:val="22"/>
+          <w:szCs w:val="22"/>
+          <w:lang w:val="es-419"/>
+        </w:rPr>
+      </w:pPr>
+      <w:r>
+        <w:rPr>
+          <w:rFonts w:ascii="Arial" w:hAnsi="Arial" w:cs="Arial"/>
+          <w:sz w:val="22"/>
+          <w:szCs w:val="22"/>
+          <w:lang w:val="es-419"/>
+        </w:rPr>
+        <w:t>El sistema no gestionará la facturación electrónica ante la SUNAT, pasarelas de pago con tarjeta de crédito o débito, ni el envío automático de notificaciones de estado por correo o WhatsApp. Asimismo, quedan completamente excluidos del proyecto el registro y control de proveedores, los procesos internos de contratación de personal, y el manejo de herramientas administrativas de atención al cliente como el libro de reclamaciones.</w:t>
+      </w:r>
+    </w:p>
+    <w:p>
+      <w:pPr>
+        <w:jc w:val="both"/>
+        <w:rPr>
+          <w:rFonts w:ascii="Arial" w:hAnsi="Arial" w:cs="Arial"/>
+          <w:sz w:val="22"/>
+          <w:szCs w:val="22"/>
+          <w:lang w:val="es-419"/>
+        </w:rPr>
+      </w:pPr>
     </w:p>
     <w:sectPr>
       <w:headerReference w:type="default" r:id="rId8"/>
@@ -876,6 +2290,566 @@
     </w:lvl>
   </w:abstractNum>
   <w:abstractNum w:abstractNumId="1" w15:restartNumberingAfterBreak="0">
+    <w:nsid w:val="0A1509CE"/>
+    <w:multiLevelType w:val="multilevel"/>
+    <w:tmpl w:val="C76ABAD8"/>
+    <w:lvl w:ilvl="0">
+      <w:start w:val="1"/>
+      <w:numFmt w:val="bullet"/>
+      <w:lvlText w:val=""/>
+      <w:lvlJc w:val="left"/>
+      <w:pPr>
+        <w:tabs>
+          <w:tab w:val="num" w:pos="720"/>
+        </w:tabs>
+        <w:ind w:left="720" w:hanging="360"/>
+      </w:pPr>
+      <w:rPr>
+        <w:rFonts w:ascii="Symbol" w:hAnsi="Symbol" w:hint="default"/>
+        <w:sz w:val="20"/>
+      </w:rPr>
+    </w:lvl>
+    <w:lvl w:ilvl="1" w:tentative="1">
+      <w:start w:val="1"/>
+      <w:numFmt w:val="bullet"/>
+      <w:lvlText w:val="o"/>
+      <w:lvlJc w:val="left"/>
+      <w:pPr>
+        <w:tabs>
+          <w:tab w:val="num" w:pos="1440"/>
+        </w:tabs>
+        <w:ind w:left="1440" w:hanging="360"/>
+      </w:pPr>
+      <w:rPr>
+        <w:rFonts w:ascii="Courier New" w:hAnsi="Courier New" w:hint="default"/>
+        <w:sz w:val="20"/>
+      </w:rPr>
+    </w:lvl>
+    <w:lvl w:ilvl="2" w:tentative="1">
+      <w:start w:val="1"/>
+      <w:numFmt w:val="bullet"/>
+      <w:lvlText w:val=""/>
+      <w:lvlJc w:val="left"/>
+      <w:pPr>
+        <w:tabs>
+          <w:tab w:val="num" w:pos="2160"/>
+        </w:tabs>
+        <w:ind w:left="2160" w:hanging="360"/>
+      </w:pPr>
+      <w:rPr>
+        <w:rFonts w:ascii="Wingdings" w:hAnsi="Wingdings" w:hint="default"/>
+        <w:sz w:val="20"/>
+      </w:rPr>
+    </w:lvl>
+    <w:lvl w:ilvl="3" w:tentative="1">
+      <w:start w:val="1"/>
+      <w:numFmt w:val="bullet"/>
+      <w:lvlText w:val=""/>
+      <w:lvlJc w:val="left"/>
+      <w:pPr>
+        <w:tabs>
+          <w:tab w:val="num" w:pos="2880"/>
+        </w:tabs>
+        <w:ind w:left="2880" w:hanging="360"/>
+      </w:pPr>
+      <w:rPr>
+        <w:rFonts w:ascii="Wingdings" w:hAnsi="Wingdings" w:hint="default"/>
+        <w:sz w:val="20"/>
+      </w:rPr>
+    </w:lvl>
+    <w:lvl w:ilvl="4" w:tentative="1">
+      <w:start w:val="1"/>
+      <w:numFmt w:val="bullet"/>
+      <w:lvlText w:val=""/>
+      <w:lvlJc w:val="left"/>
+      <w:pPr>
+        <w:tabs>
+          <w:tab w:val="num" w:pos="3600"/>
+        </w:tabs>
+        <w:ind w:left="3600" w:hanging="360"/>
+      </w:pPr>
+      <w:rPr>
+        <w:rFonts w:ascii="Wingdings" w:hAnsi="Wingdings" w:hint="default"/>
+        <w:sz w:val="20"/>
+      </w:rPr>
+    </w:lvl>
+    <w:lvl w:ilvl="5" w:tentative="1">
+      <w:start w:val="1"/>
+      <w:numFmt w:val="bullet"/>
+      <w:lvlText w:val=""/>
+      <w:lvlJc w:val="left"/>
+      <w:pPr>
+        <w:tabs>
+          <w:tab w:val="num" w:pos="4320"/>
+        </w:tabs>
+        <w:ind w:left="4320" w:hanging="360"/>
+      </w:pPr>
+      <w:rPr>
+        <w:rFonts w:ascii="Wingdings" w:hAnsi="Wingdings" w:hint="default"/>
+        <w:sz w:val="20"/>
+      </w:rPr>
+    </w:lvl>
+    <w:lvl w:ilvl="6" w:tentative="1">
+      <w:start w:val="1"/>
+      <w:numFmt w:val="bullet"/>
+      <w:lvlText w:val=""/>
+      <w:lvlJc w:val="left"/>
+      <w:pPr>
+        <w:tabs>
+          <w:tab w:val="num" w:pos="5040"/>
+        </w:tabs>
+        <w:ind w:left="5040" w:hanging="360"/>
+      </w:pPr>
+      <w:rPr>
+        <w:rFonts w:ascii="Wingdings" w:hAnsi="Wingdings" w:hint="default"/>
+        <w:sz w:val="20"/>
+      </w:rPr>
+    </w:lvl>
+    <w:lvl w:ilvl="7" w:tentative="1">
+      <w:start w:val="1"/>
+      <w:numFmt w:val="bullet"/>
+      <w:lvlText w:val=""/>
+      <w:lvlJc w:val="left"/>
+      <w:pPr>
+        <w:tabs>
+          <w:tab w:val="num" w:pos="5760"/>
+        </w:tabs>
+        <w:ind w:left="5760" w:hanging="360"/>
+      </w:pPr>
+      <w:rPr>
+        <w:rFonts w:ascii="Wingdings" w:hAnsi="Wingdings" w:hint="default"/>
+        <w:sz w:val="20"/>
+      </w:rPr>
+    </w:lvl>
+    <w:lvl w:ilvl="8" w:tentative="1">
+      <w:start w:val="1"/>
+      <w:numFmt w:val="bullet"/>
+      <w:lvlText w:val=""/>
+      <w:lvlJc w:val="left"/>
+      <w:pPr>
+        <w:tabs>
+          <w:tab w:val="num" w:pos="6480"/>
+        </w:tabs>
+        <w:ind w:left="6480" w:hanging="360"/>
+      </w:pPr>
+      <w:rPr>
+        <w:rFonts w:ascii="Wingdings" w:hAnsi="Wingdings" w:hint="default"/>
+        <w:sz w:val="20"/>
+      </w:rPr>
+    </w:lvl>
+  </w:abstractNum>
+  <w:abstractNum w:abstractNumId="2" w15:restartNumberingAfterBreak="0">
+    <w:nsid w:val="0AEF2002"/>
+    <w:multiLevelType w:val="hybridMultilevel"/>
+    <w:tmpl w:val="546C18C6"/>
+    <w:lvl w:ilvl="0" w:tplc="04090001">
+      <w:start w:val="1"/>
+      <w:numFmt w:val="bullet"/>
+      <w:lvlText w:val=""/>
+      <w:lvlJc w:val="left"/>
+      <w:pPr>
+        <w:ind w:left="720" w:hanging="360"/>
+      </w:pPr>
+      <w:rPr>
+        <w:rFonts w:ascii="Symbol" w:hAnsi="Symbol" w:hint="default"/>
+      </w:rPr>
+    </w:lvl>
+    <w:lvl w:ilvl="1" w:tplc="04090003" w:tentative="1">
+      <w:start w:val="1"/>
+      <w:numFmt w:val="bullet"/>
+      <w:lvlText w:val="o"/>
+      <w:lvlJc w:val="left"/>
+      <w:pPr>
+        <w:ind w:left="1440" w:hanging="360"/>
+      </w:pPr>
+      <w:rPr>
+        <w:rFonts w:ascii="Courier New" w:hAnsi="Courier New" w:cs="Courier New" w:hint="default"/>
+      </w:rPr>
+    </w:lvl>
+    <w:lvl w:ilvl="2" w:tplc="04090005" w:tentative="1">
+      <w:start w:val="1"/>
+      <w:numFmt w:val="bullet"/>
+      <w:lvlText w:val=""/>
+      <w:lvlJc w:val="left"/>
+      <w:pPr>
+        <w:ind w:left="2160" w:hanging="360"/>
+      </w:pPr>
+      <w:rPr>
+        <w:rFonts w:ascii="Wingdings" w:hAnsi="Wingdings" w:hint="default"/>
+      </w:rPr>
+    </w:lvl>
+    <w:lvl w:ilvl="3" w:tplc="04090001" w:tentative="1">
+      <w:start w:val="1"/>
+      <w:numFmt w:val="bullet"/>
+      <w:lvlText w:val=""/>
+      <w:lvlJc w:val="left"/>
+      <w:pPr>
+        <w:ind w:left="2880" w:hanging="360"/>
+      </w:pPr>
+      <w:rPr>
+        <w:rFonts w:ascii="Symbol" w:hAnsi="Symbol" w:hint="default"/>
+      </w:rPr>
+    </w:lvl>
+    <w:lvl w:ilvl="4" w:tplc="04090003" w:tentative="1">
+      <w:start w:val="1"/>
+      <w:numFmt w:val="bullet"/>
+      <w:lvlText w:val="o"/>
+      <w:lvlJc w:val="left"/>
+      <w:pPr>
+        <w:ind w:left="3600" w:hanging="360"/>
+      </w:pPr>
+      <w:rPr>
+        <w:rFonts w:ascii="Courier New" w:hAnsi="Courier New" w:cs="Courier New" w:hint="default"/>
+      </w:rPr>
+    </w:lvl>
+    <w:lvl w:ilvl="5" w:tplc="04090005" w:tentative="1">
+      <w:start w:val="1"/>
+      <w:numFmt w:val="bullet"/>
+      <w:lvlText w:val=""/>
+      <w:lvlJc w:val="left"/>
+      <w:pPr>
+        <w:ind w:left="4320" w:hanging="360"/>
+      </w:pPr>
+      <w:rPr>
+        <w:rFonts w:ascii="Wingdings" w:hAnsi="Wingdings" w:hint="default"/>
+      </w:rPr>
+    </w:lvl>
+    <w:lvl w:ilvl="6" w:tplc="04090001" w:tentative="1">
+      <w:start w:val="1"/>
+      <w:numFmt w:val="bullet"/>
+      <w:lvlText w:val=""/>
+      <w:lvlJc w:val="left"/>
+      <w:pPr>
+        <w:ind w:left="5040" w:hanging="360"/>
+      </w:pPr>
+      <w:rPr>
+        <w:rFonts w:ascii="Symbol" w:hAnsi="Symbol" w:hint="default"/>
+      </w:rPr>
+    </w:lvl>
+    <w:lvl w:ilvl="7" w:tplc="04090003" w:tentative="1">
+      <w:start w:val="1"/>
+      <w:numFmt w:val="bullet"/>
+      <w:lvlText w:val="o"/>
+      <w:lvlJc w:val="left"/>
+      <w:pPr>
+        <w:ind w:left="5760" w:hanging="360"/>
+      </w:pPr>
+      <w:rPr>
+        <w:rFonts w:ascii="Courier New" w:hAnsi="Courier New" w:cs="Courier New" w:hint="default"/>
+      </w:rPr>
+    </w:lvl>
+    <w:lvl w:ilvl="8" w:tplc="04090005" w:tentative="1">
+      <w:start w:val="1"/>
+      <w:numFmt w:val="bullet"/>
+      <w:lvlText w:val=""/>
+      <w:lvlJc w:val="left"/>
+      <w:pPr>
+        <w:ind w:left="6480" w:hanging="360"/>
+      </w:pPr>
+      <w:rPr>
+        <w:rFonts w:ascii="Wingdings" w:hAnsi="Wingdings" w:hint="default"/>
+      </w:rPr>
+    </w:lvl>
+  </w:abstractNum>
+  <w:abstractNum w:abstractNumId="3" w15:restartNumberingAfterBreak="0">
+    <w:nsid w:val="1E776C36"/>
+    <w:multiLevelType w:val="multilevel"/>
+    <w:tmpl w:val="35FA14C0"/>
+    <w:lvl w:ilvl="0">
+      <w:start w:val="1"/>
+      <w:numFmt w:val="bullet"/>
+      <w:lvlText w:val=""/>
+      <w:lvlJc w:val="left"/>
+      <w:pPr>
+        <w:tabs>
+          <w:tab w:val="num" w:pos="720"/>
+        </w:tabs>
+        <w:ind w:left="720" w:hanging="360"/>
+      </w:pPr>
+      <w:rPr>
+        <w:rFonts w:ascii="Symbol" w:hAnsi="Symbol" w:hint="default"/>
+        <w:sz w:val="20"/>
+      </w:rPr>
+    </w:lvl>
+    <w:lvl w:ilvl="1" w:tentative="1">
+      <w:start w:val="1"/>
+      <w:numFmt w:val="bullet"/>
+      <w:lvlText w:val="o"/>
+      <w:lvlJc w:val="left"/>
+      <w:pPr>
+        <w:tabs>
+          <w:tab w:val="num" w:pos="1440"/>
+        </w:tabs>
+        <w:ind w:left="1440" w:hanging="360"/>
+      </w:pPr>
+      <w:rPr>
+        <w:rFonts w:ascii="Courier New" w:hAnsi="Courier New" w:hint="default"/>
+        <w:sz w:val="20"/>
+      </w:rPr>
+    </w:lvl>
+    <w:lvl w:ilvl="2" w:tentative="1">
+      <w:start w:val="1"/>
+      <w:numFmt w:val="bullet"/>
+      <w:lvlText w:val=""/>
+      <w:lvlJc w:val="left"/>
+      <w:pPr>
+        <w:tabs>
+          <w:tab w:val="num" w:pos="2160"/>
+        </w:tabs>
+        <w:ind w:left="2160" w:hanging="360"/>
+      </w:pPr>
+      <w:rPr>
+        <w:rFonts w:ascii="Wingdings" w:hAnsi="Wingdings" w:hint="default"/>
+        <w:sz w:val="20"/>
+      </w:rPr>
+    </w:lvl>
+    <w:lvl w:ilvl="3" w:tentative="1">
+      <w:start w:val="1"/>
+      <w:numFmt w:val="bullet"/>
+      <w:lvlText w:val=""/>
+      <w:lvlJc w:val="left"/>
+      <w:pPr>
+        <w:tabs>
+          <w:tab w:val="num" w:pos="2880"/>
+        </w:tabs>
+        <w:ind w:left="2880" w:hanging="360"/>
+      </w:pPr>
+      <w:rPr>
+        <w:rFonts w:ascii="Wingdings" w:hAnsi="Wingdings" w:hint="default"/>
+        <w:sz w:val="20"/>
+      </w:rPr>
+    </w:lvl>
+    <w:lvl w:ilvl="4" w:tentative="1">
+      <w:start w:val="1"/>
+      <w:numFmt w:val="bullet"/>
+      <w:lvlText w:val=""/>
+      <w:lvlJc w:val="left"/>
+      <w:pPr>
+        <w:tabs>
+          <w:tab w:val="num" w:pos="3600"/>
+        </w:tabs>
+        <w:ind w:left="3600" w:hanging="360"/>
+      </w:pPr>
+      <w:rPr>
+        <w:rFonts w:ascii="Wingdings" w:hAnsi="Wingdings" w:hint="default"/>
+        <w:sz w:val="20"/>
+      </w:rPr>
+    </w:lvl>
+    <w:lvl w:ilvl="5" w:tentative="1">
+      <w:start w:val="1"/>
+      <w:numFmt w:val="bullet"/>
+      <w:lvlText w:val=""/>
+      <w:lvlJc w:val="left"/>
+      <w:pPr>
+        <w:tabs>
+          <w:tab w:val="num" w:pos="4320"/>
+        </w:tabs>
+        <w:ind w:left="4320" w:hanging="360"/>
+      </w:pPr>
+      <w:rPr>
+        <w:rFonts w:ascii="Wingdings" w:hAnsi="Wingdings" w:hint="default"/>
+        <w:sz w:val="20"/>
+      </w:rPr>
+    </w:lvl>
+    <w:lvl w:ilvl="6" w:tentative="1">
+      <w:start w:val="1"/>
+      <w:numFmt w:val="bullet"/>
+      <w:lvlText w:val=""/>
+      <w:lvlJc w:val="left"/>
+      <w:pPr>
+        <w:tabs>
+          <w:tab w:val="num" w:pos="5040"/>
+        </w:tabs>
+        <w:ind w:left="5040" w:hanging="360"/>
+      </w:pPr>
+      <w:rPr>
+        <w:rFonts w:ascii="Wingdings" w:hAnsi="Wingdings" w:hint="default"/>
+        <w:sz w:val="20"/>
+      </w:rPr>
+    </w:lvl>
+    <w:lvl w:ilvl="7" w:tentative="1">
+      <w:start w:val="1"/>
+      <w:numFmt w:val="bullet"/>
+      <w:lvlText w:val=""/>
+      <w:lvlJc w:val="left"/>
+      <w:pPr>
+        <w:tabs>
+          <w:tab w:val="num" w:pos="5760"/>
+        </w:tabs>
+        <w:ind w:left="5760" w:hanging="360"/>
+      </w:pPr>
+      <w:rPr>
+        <w:rFonts w:ascii="Wingdings" w:hAnsi="Wingdings" w:hint="default"/>
+        <w:sz w:val="20"/>
+      </w:rPr>
+    </w:lvl>
+    <w:lvl w:ilvl="8" w:tentative="1">
+      <w:start w:val="1"/>
+      <w:numFmt w:val="bullet"/>
+      <w:lvlText w:val=""/>
+      <w:lvlJc w:val="left"/>
+      <w:pPr>
+        <w:tabs>
+          <w:tab w:val="num" w:pos="6480"/>
+        </w:tabs>
+        <w:ind w:left="6480" w:hanging="360"/>
+      </w:pPr>
+      <w:rPr>
+        <w:rFonts w:ascii="Wingdings" w:hAnsi="Wingdings" w:hint="default"/>
+        <w:sz w:val="20"/>
+      </w:rPr>
+    </w:lvl>
+  </w:abstractNum>
+  <w:abstractNum w:abstractNumId="4" w15:restartNumberingAfterBreak="0">
+    <w:nsid w:val="1F58309B"/>
+    <w:multiLevelType w:val="multilevel"/>
+    <w:tmpl w:val="E5F47252"/>
+    <w:lvl w:ilvl="0">
+      <w:start w:val="1"/>
+      <w:numFmt w:val="bullet"/>
+      <w:lvlText w:val=""/>
+      <w:lvlJc w:val="left"/>
+      <w:pPr>
+        <w:tabs>
+          <w:tab w:val="num" w:pos="720"/>
+        </w:tabs>
+        <w:ind w:left="720" w:hanging="360"/>
+      </w:pPr>
+      <w:rPr>
+        <w:rFonts w:ascii="Symbol" w:hAnsi="Symbol" w:hint="default"/>
+        <w:sz w:val="20"/>
+      </w:rPr>
+    </w:lvl>
+    <w:lvl w:ilvl="1" w:tentative="1">
+      <w:start w:val="1"/>
+      <w:numFmt w:val="bullet"/>
+      <w:lvlText w:val="o"/>
+      <w:lvlJc w:val="left"/>
+      <w:pPr>
+        <w:tabs>
+          <w:tab w:val="num" w:pos="1440"/>
+        </w:tabs>
+        <w:ind w:left="1440" w:hanging="360"/>
+      </w:pPr>
+      <w:rPr>
+        <w:rFonts w:ascii="Courier New" w:hAnsi="Courier New" w:hint="default"/>
+        <w:sz w:val="20"/>
+      </w:rPr>
+    </w:lvl>
+    <w:lvl w:ilvl="2" w:tentative="1">
+      <w:start w:val="1"/>
+      <w:numFmt w:val="bullet"/>
+      <w:lvlText w:val=""/>
+      <w:lvlJc w:val="left"/>
+      <w:pPr>
+        <w:tabs>
+          <w:tab w:val="num" w:pos="2160"/>
+        </w:tabs>
+        <w:ind w:left="2160" w:hanging="360"/>
+      </w:pPr>
+      <w:rPr>
+        <w:rFonts w:ascii="Wingdings" w:hAnsi="Wingdings" w:hint="default"/>
+        <w:sz w:val="20"/>
+      </w:rPr>
+    </w:lvl>
+    <w:lvl w:ilvl="3" w:tentative="1">
+      <w:start w:val="1"/>
+      <w:numFmt w:val="bullet"/>
+      <w:lvlText w:val=""/>
+      <w:lvlJc w:val="left"/>
+      <w:pPr>
+        <w:tabs>
+          <w:tab w:val="num" w:pos="2880"/>
+        </w:tabs>
+        <w:ind w:left="2880" w:hanging="360"/>
+      </w:pPr>
+      <w:rPr>
+        <w:rFonts w:ascii="Wingdings" w:hAnsi="Wingdings" w:hint="default"/>
+        <w:sz w:val="20"/>
+      </w:rPr>
+    </w:lvl>
+    <w:lvl w:ilvl="4" w:tentative="1">
+      <w:start w:val="1"/>
+      <w:numFmt w:val="bullet"/>
+      <w:lvlText w:val=""/>
+      <w:lvlJc w:val="left"/>
+      <w:pPr>
+        <w:tabs>
+          <w:tab w:val="num" w:pos="3600"/>
+        </w:tabs>
+        <w:ind w:left="3600" w:hanging="360"/>
+      </w:pPr>
+      <w:rPr>
+        <w:rFonts w:ascii="Wingdings" w:hAnsi="Wingdings" w:hint="default"/>
+        <w:sz w:val="20"/>
+      </w:rPr>
+    </w:lvl>
+    <w:lvl w:ilvl="5" w:tentative="1">
+      <w:start w:val="1"/>
+      <w:numFmt w:val="bullet"/>
+      <w:lvlText w:val=""/>
+      <w:lvlJc w:val="left"/>
+      <w:pPr>
+        <w:tabs>
+          <w:tab w:val="num" w:pos="4320"/>
+        </w:tabs>
+        <w:ind w:left="4320" w:hanging="360"/>
+      </w:pPr>
+      <w:rPr>
+        <w:rFonts w:ascii="Wingdings" w:hAnsi="Wingdings" w:hint="default"/>
+        <w:sz w:val="20"/>
+      </w:rPr>
+    </w:lvl>
+    <w:lvl w:ilvl="6" w:tentative="1">
+      <w:start w:val="1"/>
+      <w:numFmt w:val="bullet"/>
+      <w:lvlText w:val=""/>
+      <w:lvlJc w:val="left"/>
+      <w:pPr>
+        <w:tabs>
+          <w:tab w:val="num" w:pos="5040"/>
+        </w:tabs>
+        <w:ind w:left="5040" w:hanging="360"/>
+      </w:pPr>
+      <w:rPr>
+        <w:rFonts w:ascii="Wingdings" w:hAnsi="Wingdings" w:hint="default"/>
+        <w:sz w:val="20"/>
+      </w:rPr>
+    </w:lvl>
+    <w:lvl w:ilvl="7" w:tentative="1">
+      <w:start w:val="1"/>
+      <w:numFmt w:val="bullet"/>
+      <w:lvlText w:val=""/>
+      <w:lvlJc w:val="left"/>
+      <w:pPr>
+        <w:tabs>
+          <w:tab w:val="num" w:pos="5760"/>
+        </w:tabs>
+        <w:ind w:left="5760" w:hanging="360"/>
+      </w:pPr>
+      <w:rPr>
+        <w:rFonts w:ascii="Wingdings" w:hAnsi="Wingdings" w:hint="default"/>
+        <w:sz w:val="20"/>
+      </w:rPr>
+    </w:lvl>
+    <w:lvl w:ilvl="8" w:tentative="1">
+      <w:start w:val="1"/>
+      <w:numFmt w:val="bullet"/>
+      <w:lvlText w:val=""/>
+      <w:lvlJc w:val="left"/>
+      <w:pPr>
+        <w:tabs>
+          <w:tab w:val="num" w:pos="6480"/>
+        </w:tabs>
+        <w:ind w:left="6480" w:hanging="360"/>
+      </w:pPr>
+      <w:rPr>
+        <w:rFonts w:ascii="Wingdings" w:hAnsi="Wingdings" w:hint="default"/>
+        <w:sz w:val="20"/>
+      </w:rPr>
+    </w:lvl>
+  </w:abstractNum>
+  <w:abstractNum w:abstractNumId="5" w15:restartNumberingAfterBreak="0">
     <w:nsid w:val="1F7D4274"/>
     <w:multiLevelType w:val="multilevel"/>
     <w:tmpl w:val="2C4E1BFA"/>
@@ -1024,7 +2998,269 @@
       </w:rPr>
     </w:lvl>
   </w:abstractNum>
-  <w:abstractNum w:abstractNumId="2" w15:restartNumberingAfterBreak="0">
+  <w:abstractNum w:abstractNumId="6" w15:restartNumberingAfterBreak="0">
+    <w:nsid w:val="37C545D3"/>
+    <w:multiLevelType w:val="multilevel"/>
+    <w:tmpl w:val="FCF63186"/>
+    <w:lvl w:ilvl="0">
+      <w:start w:val="1"/>
+      <w:numFmt w:val="bullet"/>
+      <w:lvlText w:val=""/>
+      <w:lvlJc w:val="left"/>
+      <w:pPr>
+        <w:tabs>
+          <w:tab w:val="num" w:pos="720"/>
+        </w:tabs>
+        <w:ind w:left="720" w:hanging="360"/>
+      </w:pPr>
+      <w:rPr>
+        <w:rFonts w:ascii="Symbol" w:hAnsi="Symbol" w:hint="default"/>
+        <w:sz w:val="20"/>
+      </w:rPr>
+    </w:lvl>
+    <w:lvl w:ilvl="1" w:tentative="1">
+      <w:start w:val="1"/>
+      <w:numFmt w:val="bullet"/>
+      <w:lvlText w:val="o"/>
+      <w:lvlJc w:val="left"/>
+      <w:pPr>
+        <w:tabs>
+          <w:tab w:val="num" w:pos="1440"/>
+        </w:tabs>
+        <w:ind w:left="1440" w:hanging="360"/>
+      </w:pPr>
+      <w:rPr>
+        <w:rFonts w:ascii="Courier New" w:hAnsi="Courier New" w:hint="default"/>
+        <w:sz w:val="20"/>
+      </w:rPr>
+    </w:lvl>
+    <w:lvl w:ilvl="2" w:tentative="1">
+      <w:start w:val="1"/>
+      <w:numFmt w:val="bullet"/>
+      <w:lvlText w:val=""/>
+      <w:lvlJc w:val="left"/>
+      <w:pPr>
+        <w:tabs>
+          <w:tab w:val="num" w:pos="2160"/>
+        </w:tabs>
+        <w:ind w:left="2160" w:hanging="360"/>
+      </w:pPr>
+      <w:rPr>
+        <w:rFonts w:ascii="Wingdings" w:hAnsi="Wingdings" w:hint="default"/>
+        <w:sz w:val="20"/>
+      </w:rPr>
+    </w:lvl>
+    <w:lvl w:ilvl="3" w:tentative="1">
+      <w:start w:val="1"/>
+      <w:numFmt w:val="bullet"/>
+      <w:lvlText w:val=""/>
+      <w:lvlJc w:val="left"/>
+      <w:pPr>
+        <w:tabs>
+          <w:tab w:val="num" w:pos="2880"/>
+        </w:tabs>
+        <w:ind w:left="2880" w:hanging="360"/>
+      </w:pPr>
+      <w:rPr>
+        <w:rFonts w:ascii="Wingdings" w:hAnsi="Wingdings" w:hint="default"/>
+        <w:sz w:val="20"/>
+      </w:rPr>
+    </w:lvl>
+    <w:lvl w:ilvl="4" w:tentative="1">
+      <w:start w:val="1"/>
+      <w:numFmt w:val="bullet"/>
+      <w:lvlText w:val=""/>
+      <w:lvlJc w:val="left"/>
+      <w:pPr>
+        <w:tabs>
+          <w:tab w:val="num" w:pos="3600"/>
+        </w:tabs>
+        <w:ind w:left="3600" w:hanging="360"/>
+      </w:pPr>
+      <w:rPr>
+        <w:rFonts w:ascii="Wingdings" w:hAnsi="Wingdings" w:hint="default"/>
+        <w:sz w:val="20"/>
+      </w:rPr>
+    </w:lvl>
+    <w:lvl w:ilvl="5" w:tentative="1">
+      <w:start w:val="1"/>
+      <w:numFmt w:val="bullet"/>
+      <w:lvlText w:val=""/>
+      <w:lvlJc w:val="left"/>
+      <w:pPr>
+        <w:tabs>
+          <w:tab w:val="num" w:pos="4320"/>
+        </w:tabs>
+        <w:ind w:left="4320" w:hanging="360"/>
+      </w:pPr>
+      <w:rPr>
+        <w:rFonts w:ascii="Wingdings" w:hAnsi="Wingdings" w:hint="default"/>
+        <w:sz w:val="20"/>
+      </w:rPr>
+    </w:lvl>
+    <w:lvl w:ilvl="6" w:tentative="1">
+      <w:start w:val="1"/>
+      <w:numFmt w:val="bullet"/>
+      <w:lvlText w:val=""/>
+      <w:lvlJc w:val="left"/>
+      <w:pPr>
+        <w:tabs>
+          <w:tab w:val="num" w:pos="5040"/>
+        </w:tabs>
+        <w:ind w:left="5040" w:hanging="360"/>
+      </w:pPr>
+      <w:rPr>
+        <w:rFonts w:ascii="Wingdings" w:hAnsi="Wingdings" w:hint="default"/>
+        <w:sz w:val="20"/>
+      </w:rPr>
+    </w:lvl>
+    <w:lvl w:ilvl="7" w:tentative="1">
+      <w:start w:val="1"/>
+      <w:numFmt w:val="bullet"/>
+      <w:lvlText w:val=""/>
+      <w:lvlJc w:val="left"/>
+      <w:pPr>
+        <w:tabs>
+          <w:tab w:val="num" w:pos="5760"/>
+        </w:tabs>
+        <w:ind w:left="5760" w:hanging="360"/>
+      </w:pPr>
+      <w:rPr>
+        <w:rFonts w:ascii="Wingdings" w:hAnsi="Wingdings" w:hint="default"/>
+        <w:sz w:val="20"/>
+      </w:rPr>
+    </w:lvl>
+    <w:lvl w:ilvl="8" w:tentative="1">
+      <w:start w:val="1"/>
+      <w:numFmt w:val="bullet"/>
+      <w:lvlText w:val=""/>
+      <w:lvlJc w:val="left"/>
+      <w:pPr>
+        <w:tabs>
+          <w:tab w:val="num" w:pos="6480"/>
+        </w:tabs>
+        <w:ind w:left="6480" w:hanging="360"/>
+      </w:pPr>
+      <w:rPr>
+        <w:rFonts w:ascii="Wingdings" w:hAnsi="Wingdings" w:hint="default"/>
+        <w:sz w:val="20"/>
+      </w:rPr>
+    </w:lvl>
+  </w:abstractNum>
+  <w:abstractNum w:abstractNumId="7" w15:restartNumberingAfterBreak="0">
+    <w:nsid w:val="38014658"/>
+    <w:multiLevelType w:val="hybridMultilevel"/>
+    <w:tmpl w:val="F536CB5C"/>
+    <w:lvl w:ilvl="0" w:tplc="04090001">
+      <w:start w:val="1"/>
+      <w:numFmt w:val="bullet"/>
+      <w:lvlText w:val=""/>
+      <w:lvlJc w:val="left"/>
+      <w:pPr>
+        <w:ind w:left="720" w:hanging="360"/>
+      </w:pPr>
+      <w:rPr>
+        <w:rFonts w:ascii="Symbol" w:hAnsi="Symbol" w:hint="default"/>
+      </w:rPr>
+    </w:lvl>
+    <w:lvl w:ilvl="1" w:tplc="04090003" w:tentative="1">
+      <w:start w:val="1"/>
+      <w:numFmt w:val="bullet"/>
+      <w:lvlText w:val="o"/>
+      <w:lvlJc w:val="left"/>
+      <w:pPr>
+        <w:ind w:left="1440" w:hanging="360"/>
+      </w:pPr>
+      <w:rPr>
+        <w:rFonts w:ascii="Courier New" w:hAnsi="Courier New" w:cs="Courier New" w:hint="default"/>
+      </w:rPr>
+    </w:lvl>
+    <w:lvl w:ilvl="2" w:tplc="04090005" w:tentative="1">
+      <w:start w:val="1"/>
+      <w:numFmt w:val="bullet"/>
+      <w:lvlText w:val=""/>
+      <w:lvlJc w:val="left"/>
+      <w:pPr>
+        <w:ind w:left="2160" w:hanging="360"/>
+      </w:pPr>
+      <w:rPr>
+        <w:rFonts w:ascii="Wingdings" w:hAnsi="Wingdings" w:hint="default"/>
+      </w:rPr>
+    </w:lvl>
+    <w:lvl w:ilvl="3" w:tplc="04090001" w:tentative="1">
+      <w:start w:val="1"/>
+      <w:numFmt w:val="bullet"/>
+      <w:lvlText w:val=""/>
+      <w:lvlJc w:val="left"/>
+      <w:pPr>
+        <w:ind w:left="2880" w:hanging="360"/>
+      </w:pPr>
+      <w:rPr>
+        <w:rFonts w:ascii="Symbol" w:hAnsi="Symbol" w:hint="default"/>
+      </w:rPr>
+    </w:lvl>
+    <w:lvl w:ilvl="4" w:tplc="04090003" w:tentative="1">
+      <w:start w:val="1"/>
+      <w:numFmt w:val="bullet"/>
+      <w:lvlText w:val="o"/>
+      <w:lvlJc w:val="left"/>
+      <w:pPr>
+        <w:ind w:left="3600" w:hanging="360"/>
+      </w:pPr>
+      <w:rPr>
+        <w:rFonts w:ascii="Courier New" w:hAnsi="Courier New" w:cs="Courier New" w:hint="default"/>
+      </w:rPr>
+    </w:lvl>
+    <w:lvl w:ilvl="5" w:tplc="04090005" w:tentative="1">
+      <w:start w:val="1"/>
+      <w:numFmt w:val="bullet"/>
+      <w:lvlText w:val=""/>
+      <w:lvlJc w:val="left"/>
+      <w:pPr>
+        <w:ind w:left="4320" w:hanging="360"/>
+      </w:pPr>
+      <w:rPr>
+        <w:rFonts w:ascii="Wingdings" w:hAnsi="Wingdings" w:hint="default"/>
+      </w:rPr>
+    </w:lvl>
+    <w:lvl w:ilvl="6" w:tplc="04090001" w:tentative="1">
+      <w:start w:val="1"/>
+      <w:numFmt w:val="bullet"/>
+      <w:lvlText w:val=""/>
+      <w:lvlJc w:val="left"/>
+      <w:pPr>
+        <w:ind w:left="5040" w:hanging="360"/>
+      </w:pPr>
+      <w:rPr>
+        <w:rFonts w:ascii="Symbol" w:hAnsi="Symbol" w:hint="default"/>
+      </w:rPr>
+    </w:lvl>
+    <w:lvl w:ilvl="7" w:tplc="04090003" w:tentative="1">
+      <w:start w:val="1"/>
+      <w:numFmt w:val="bullet"/>
+      <w:lvlText w:val="o"/>
+      <w:lvlJc w:val="left"/>
+      <w:pPr>
+        <w:ind w:left="5760" w:hanging="360"/>
+      </w:pPr>
+      <w:rPr>
+        <w:rFonts w:ascii="Courier New" w:hAnsi="Courier New" w:cs="Courier New" w:hint="default"/>
+      </w:rPr>
+    </w:lvl>
+    <w:lvl w:ilvl="8" w:tplc="04090005" w:tentative="1">
+      <w:start w:val="1"/>
+      <w:numFmt w:val="bullet"/>
+      <w:lvlText w:val=""/>
+      <w:lvlJc w:val="left"/>
+      <w:pPr>
+        <w:ind w:left="6480" w:hanging="360"/>
+      </w:pPr>
+      <w:rPr>
+        <w:rFonts w:ascii="Wingdings" w:hAnsi="Wingdings" w:hint="default"/>
+      </w:rPr>
+    </w:lvl>
+  </w:abstractNum>
+  <w:abstractNum w:abstractNumId="8" w15:restartNumberingAfterBreak="0">
     <w:nsid w:val="399B1C8A"/>
     <w:multiLevelType w:val="multilevel"/>
     <w:tmpl w:val="374A92CC"/>
@@ -1173,7 +3409,7 @@
       </w:rPr>
     </w:lvl>
   </w:abstractNum>
-  <w:abstractNum w:abstractNumId="3" w15:restartNumberingAfterBreak="0">
+  <w:abstractNum w:abstractNumId="9" w15:restartNumberingAfterBreak="0">
     <w:nsid w:val="6A2E406F"/>
     <w:multiLevelType w:val="multilevel"/>
     <w:tmpl w:val="4DFC3582"/>
@@ -1323,16 +3559,34 @@
     </w:lvl>
   </w:abstractNum>
   <w:num w:numId="1" w16cid:durableId="1251620341">
-    <w:abstractNumId w:val="1"/>
+    <w:abstractNumId w:val="5"/>
   </w:num>
   <w:num w:numId="2" w16cid:durableId="117844328">
-    <w:abstractNumId w:val="2"/>
+    <w:abstractNumId w:val="8"/>
   </w:num>
   <w:num w:numId="3" w16cid:durableId="2036731776">
     <w:abstractNumId w:val="0"/>
   </w:num>
   <w:num w:numId="4" w16cid:durableId="515772736">
+    <w:abstractNumId w:val="9"/>
+  </w:num>
+  <w:num w:numId="5" w16cid:durableId="758795795">
     <w:abstractNumId w:val="3"/>
+  </w:num>
+  <w:num w:numId="6" w16cid:durableId="655652075">
+    <w:abstractNumId w:val="4"/>
+  </w:num>
+  <w:num w:numId="7" w16cid:durableId="985088287">
+    <w:abstractNumId w:val="2"/>
+  </w:num>
+  <w:num w:numId="8" w16cid:durableId="1453282023">
+    <w:abstractNumId w:val="7"/>
+  </w:num>
+  <w:num w:numId="9" w16cid:durableId="834228823">
+    <w:abstractNumId w:val="1"/>
+  </w:num>
+  <w:num w:numId="10" w16cid:durableId="768552246">
+    <w:abstractNumId w:val="6"/>
   </w:num>
 </w:numbering>
 </file>
@@ -1940,6 +4194,7 @@
   <w:style w:type="character" w:default="1" w:styleId="DefaultParagraphFont">
     <w:name w:val="Default Paragraph Font"/>
     <w:uiPriority w:val="1"/>
+    <w:semiHidden/>
     <w:unhideWhenUsed/>
   </w:style>
   <w:style w:type="table" w:default="1" w:styleId="TableNormal">
@@ -2351,6 +4606,72 @@
       <w14:ligatures w14:val="none"/>
     </w:rPr>
   </w:style>
+  <w:style w:type="character" w:styleId="CommentReference">
+    <w:name w:val="annotation reference"/>
+    <w:basedOn w:val="DefaultParagraphFont"/>
+    <w:uiPriority w:val="99"/>
+    <w:semiHidden/>
+    <w:unhideWhenUsed/>
+    <w:rsid w:val="00D64A2E"/>
+    <w:rPr>
+      <w:sz w:val="16"/>
+      <w:szCs w:val="16"/>
+    </w:rPr>
+  </w:style>
+  <w:style w:type="paragraph" w:styleId="CommentText">
+    <w:name w:val="annotation text"/>
+    <w:basedOn w:val="Normal"/>
+    <w:link w:val="CommentTextChar"/>
+    <w:uiPriority w:val="99"/>
+    <w:unhideWhenUsed/>
+    <w:rsid w:val="00D64A2E"/>
+    <w:pPr>
+      <w:spacing w:line="240" w:lineRule="auto"/>
+    </w:pPr>
+    <w:rPr>
+      <w:sz w:val="20"/>
+      <w:szCs w:val="20"/>
+    </w:rPr>
+  </w:style>
+  <w:style w:type="character" w:customStyle="1" w:styleId="CommentTextChar">
+    <w:name w:val="Comment Text Char"/>
+    <w:basedOn w:val="DefaultParagraphFont"/>
+    <w:link w:val="CommentText"/>
+    <w:uiPriority w:val="99"/>
+    <w:rsid w:val="00D64A2E"/>
+    <w:rPr>
+      <w:sz w:val="20"/>
+      <w:szCs w:val="20"/>
+    </w:rPr>
+  </w:style>
+  <w:style w:type="paragraph" w:styleId="CommentSubject">
+    <w:name w:val="annotation subject"/>
+    <w:basedOn w:val="CommentText"/>
+    <w:next w:val="CommentText"/>
+    <w:link w:val="CommentSubjectChar"/>
+    <w:uiPriority w:val="99"/>
+    <w:semiHidden/>
+    <w:unhideWhenUsed/>
+    <w:rsid w:val="00D64A2E"/>
+    <w:rPr>
+      <w:b/>
+      <w:bCs/>
+    </w:rPr>
+  </w:style>
+  <w:style w:type="character" w:customStyle="1" w:styleId="CommentSubjectChar">
+    <w:name w:val="Comment Subject Char"/>
+    <w:basedOn w:val="CommentTextChar"/>
+    <w:link w:val="CommentSubject"/>
+    <w:uiPriority w:val="99"/>
+    <w:semiHidden/>
+    <w:rsid w:val="00D64A2E"/>
+    <w:rPr>
+      <w:b/>
+      <w:bCs/>
+      <w:sz w:val="20"/>
+      <w:szCs w:val="20"/>
+    </w:rPr>
+  </w:style>
 </w:styles>
 </file>
 
